--- a/1_Documentation/Travail_CAS_LUA_V2.docx
+++ b/1_Documentation/Travail_CAS_LUA_V2.docx
@@ -67,16 +67,14 @@
         <w:rPr>
           <w:sz w:val="40"/>
           <w:szCs w:val="40"/>
-          <w:lang w:val="en-GB"/>
         </w:rPr>
       </w:pPr>
       <w:r>
         <w:rPr>
           <w:sz w:val="40"/>
           <w:szCs w:val="40"/>
-          <w:lang w:val="en-GB"/>
-        </w:rPr>
-        <w:t>Forecasting Heat Demand in District Heating Networks</w:t>
+        </w:rPr>
+        <w:t xml:space="preserve">Prédiction de la demande </w:t>
       </w:r>
     </w:p>
     <w:p>
@@ -84,7 +82,6 @@
         <w:jc w:val="center"/>
         <w:rPr>
           <w:szCs w:val="20"/>
-          <w:lang w:val="en-GB"/>
         </w:rPr>
       </w:pPr>
     </w:p>
@@ -95,7 +92,6 @@
         </w:pBdr>
         <w:rPr>
           <w:szCs w:val="20"/>
-          <w:lang w:val="en-GB"/>
         </w:rPr>
       </w:pPr>
     </w:p>
@@ -103,7 +99,6 @@
       <w:pPr>
         <w:rPr>
           <w:szCs w:val="20"/>
-          <w:lang w:val="en-GB"/>
         </w:rPr>
       </w:pPr>
     </w:p>
@@ -111,7 +106,6 @@
       <w:pPr>
         <w:rPr>
           <w:szCs w:val="20"/>
-          <w:lang w:val="en-GB"/>
         </w:rPr>
       </w:pPr>
     </w:p>
@@ -119,7 +113,6 @@
       <w:pPr>
         <w:rPr>
           <w:szCs w:val="20"/>
-          <w:lang w:val="en-GB"/>
         </w:rPr>
       </w:pPr>
     </w:p>
@@ -127,7 +120,6 @@
       <w:pPr>
         <w:rPr>
           <w:szCs w:val="20"/>
-          <w:lang w:val="en-GB"/>
         </w:rPr>
       </w:pPr>
     </w:p>
@@ -135,7 +127,6 @@
       <w:pPr>
         <w:rPr>
           <w:szCs w:val="20"/>
-          <w:lang w:val="en-GB"/>
         </w:rPr>
       </w:pPr>
     </w:p>
@@ -143,7 +134,6 @@
       <w:pPr>
         <w:rPr>
           <w:szCs w:val="20"/>
-          <w:lang w:val="en-GB"/>
         </w:rPr>
       </w:pPr>
     </w:p>
@@ -151,7 +141,6 @@
       <w:pPr>
         <w:rPr>
           <w:szCs w:val="20"/>
-          <w:lang w:val="en-GB"/>
         </w:rPr>
       </w:pPr>
     </w:p>
@@ -159,7 +148,6 @@
       <w:pPr>
         <w:rPr>
           <w:szCs w:val="20"/>
-          <w:lang w:val="en-GB"/>
         </w:rPr>
       </w:pPr>
     </w:p>
@@ -167,7 +155,6 @@
       <w:pPr>
         <w:rPr>
           <w:szCs w:val="20"/>
-          <w:lang w:val="en-GB"/>
         </w:rPr>
       </w:pPr>
     </w:p>
@@ -175,7 +162,6 @@
       <w:pPr>
         <w:rPr>
           <w:szCs w:val="20"/>
-          <w:lang w:val="en-GB"/>
         </w:rPr>
       </w:pPr>
     </w:p>
@@ -183,7 +169,6 @@
       <w:pPr>
         <w:rPr>
           <w:szCs w:val="20"/>
-          <w:lang w:val="en-GB"/>
         </w:rPr>
       </w:pPr>
     </w:p>
@@ -191,7 +176,6 @@
       <w:pPr>
         <w:rPr>
           <w:szCs w:val="20"/>
-          <w:lang w:val="en-GB"/>
         </w:rPr>
       </w:pPr>
     </w:p>
@@ -199,7 +183,6 @@
       <w:pPr>
         <w:rPr>
           <w:szCs w:val="20"/>
-          <w:lang w:val="en-GB"/>
         </w:rPr>
       </w:pPr>
     </w:p>
@@ -207,7 +190,6 @@
       <w:pPr>
         <w:rPr>
           <w:szCs w:val="20"/>
-          <w:lang w:val="en-GB"/>
         </w:rPr>
       </w:pPr>
     </w:p>
@@ -215,7 +197,6 @@
       <w:pPr>
         <w:rPr>
           <w:szCs w:val="20"/>
-          <w:lang w:val="en-GB"/>
         </w:rPr>
       </w:pPr>
     </w:p>
@@ -223,7 +204,6 @@
       <w:pPr>
         <w:rPr>
           <w:szCs w:val="20"/>
-          <w:lang w:val="en-GB"/>
         </w:rPr>
       </w:pPr>
     </w:p>
@@ -231,7 +211,6 @@
       <w:pPr>
         <w:rPr>
           <w:szCs w:val="20"/>
-          <w:lang w:val="en-GB"/>
         </w:rPr>
       </w:pPr>
     </w:p>
@@ -251,19 +230,31 @@
         <w:rPr>
           <w:szCs w:val="20"/>
         </w:rPr>
-        <w:t xml:space="preserve"> Lucas Andres </w:t>
-      </w:r>
-    </w:p>
-    <w:p>
-      <w:pPr>
+        <w:t xml:space="preserve"> Lucas Andre</w:t>
+      </w:r>
+      <w:r>
         <w:rPr>
           <w:szCs w:val="20"/>
         </w:rPr>
-      </w:pPr>
+        <w:t>y</w:t>
+      </w:r>
       <w:r>
         <w:rPr>
           <w:szCs w:val="20"/>
         </w:rPr>
+        <w:t xml:space="preserve"> </w:t>
+      </w:r>
+    </w:p>
+    <w:p>
+      <w:pPr>
+        <w:rPr>
+          <w:szCs w:val="20"/>
+        </w:rPr>
+      </w:pPr>
+      <w:r>
+        <w:rPr>
+          <w:szCs w:val="20"/>
+        </w:rPr>
         <w:t>Société :</w:t>
       </w:r>
       <w:r>
@@ -290,13 +281,7 @@
         <w:rPr>
           <w:szCs w:val="20"/>
         </w:rPr>
-        <w:t>Directrice de travail</w:t>
-      </w:r>
-      <w:r>
-        <w:rPr>
-          <w:szCs w:val="20"/>
-        </w:rPr>
-        <w:t> : Géraldine Schaller-Conti</w:t>
+        <w:t>Directrice de travail : Géraldine Schaller-Conti</w:t>
       </w:r>
     </w:p>
     <w:p>
@@ -336,7 +321,7 @@
           <w:noProof/>
           <w:szCs w:val="20"/>
         </w:rPr>
-        <w:t>dimanche, 15 mars 2026</w:t>
+        <w:t>lundi, 16 mars 2026</w:t>
       </w:r>
       <w:r>
         <w:rPr>
@@ -375,10 +360,20 @@
       <w:pPr>
         <w:pStyle w:val="Titregras"/>
       </w:pPr>
+      <w:commentRangeStart w:id="0"/>
       <w:r>
         <w:lastRenderedPageBreak/>
         <w:t>Résumé</w:t>
       </w:r>
+      <w:commentRangeEnd w:id="0"/>
+      <w:r>
+        <w:rPr>
+          <w:rStyle w:val="Marquedecommentaire"/>
+          <w:b w:val="0"/>
+          <w:color w:val="auto"/>
+        </w:rPr>
+        <w:commentReference w:id="0"/>
+      </w:r>
     </w:p>
     <w:p>
       <w:pPr>
@@ -388,6 +383,166 @@
     <w:p>
       <w:pPr>
         <w:pStyle w:val="Titregras"/>
+      </w:pPr>
+    </w:p>
+    <w:p>
+      <w:pPr>
+        <w:pStyle w:val="Titregras"/>
+      </w:pPr>
+    </w:p>
+    <w:p>
+      <w:pPr>
+        <w:pStyle w:val="Titregras"/>
+      </w:pPr>
+    </w:p>
+    <w:p>
+      <w:pPr>
+        <w:pStyle w:val="Titregras"/>
+      </w:pPr>
+      <w:r>
+        <w:t>Dictionnaire des a</w:t>
+      </w:r>
+      <w:r>
+        <w:t>cronymes :</w:t>
+      </w:r>
+    </w:p>
+    <w:p/>
+    <w:p>
+      <w:pPr>
+        <w:tabs>
+          <w:tab w:val="left" w:pos="2268"/>
+        </w:tabs>
+        <w:rPr>
+          <w:bCs/>
+        </w:rPr>
+      </w:pPr>
+      <w:proofErr w:type="gramStart"/>
+      <w:r>
+        <w:t>SCADA:</w:t>
+      </w:r>
+      <w:proofErr w:type="gramEnd"/>
+      <w:r>
+        <w:t xml:space="preserve"> </w:t>
+      </w:r>
+      <w:r>
+        <w:tab/>
+      </w:r>
+      <w:proofErr w:type="spellStart"/>
+      <w:r>
+        <w:rPr>
+          <w:bCs/>
+        </w:rPr>
+        <w:t>Supervisory</w:t>
+      </w:r>
+      <w:proofErr w:type="spellEnd"/>
+      <w:r>
+        <w:rPr>
+          <w:bCs/>
+        </w:rPr>
+        <w:t xml:space="preserve"> </w:t>
+      </w:r>
+      <w:r>
+        <w:rPr>
+          <w:bCs/>
+        </w:rPr>
+        <w:t>Control</w:t>
+      </w:r>
+      <w:r>
+        <w:rPr>
+          <w:bCs/>
+        </w:rPr>
+        <w:t xml:space="preserve"> </w:t>
+      </w:r>
+      <w:r>
+        <w:rPr>
+          <w:bCs/>
+        </w:rPr>
+        <w:t>And</w:t>
+      </w:r>
+      <w:r>
+        <w:rPr>
+          <w:bCs/>
+        </w:rPr>
+        <w:t xml:space="preserve"> </w:t>
+      </w:r>
+      <w:r>
+        <w:rPr>
+          <w:bCs/>
+        </w:rPr>
+        <w:t>Data</w:t>
+      </w:r>
+      <w:r>
+        <w:rPr>
+          <w:bCs/>
+        </w:rPr>
+        <w:t xml:space="preserve"> </w:t>
+      </w:r>
+      <w:r>
+        <w:rPr>
+          <w:bCs/>
+        </w:rPr>
+        <w:t>Acquisition</w:t>
+      </w:r>
+    </w:p>
+    <w:p>
+      <w:pPr>
+        <w:tabs>
+          <w:tab w:val="left" w:pos="2268"/>
+        </w:tabs>
+        <w:rPr>
+          <w:bCs/>
+        </w:rPr>
+      </w:pPr>
+      <w:proofErr w:type="gramStart"/>
+      <w:r>
+        <w:rPr>
+          <w:bCs/>
+        </w:rPr>
+        <w:t>CAD:</w:t>
+      </w:r>
+      <w:proofErr w:type="gramEnd"/>
+      <w:r>
+        <w:rPr>
+          <w:bCs/>
+        </w:rPr>
+        <w:t xml:space="preserve"> </w:t>
+      </w:r>
+      <w:r>
+        <w:rPr>
+          <w:bCs/>
+        </w:rPr>
+        <w:tab/>
+        <w:t>Chauffage à distance</w:t>
+      </w:r>
+    </w:p>
+    <w:p>
+      <w:pPr>
+        <w:tabs>
+          <w:tab w:val="left" w:pos="2268"/>
+        </w:tabs>
+        <w:rPr>
+          <w:bCs/>
+        </w:rPr>
+      </w:pPr>
+      <w:r>
+        <w:rPr>
+          <w:bCs/>
+        </w:rPr>
+        <w:t xml:space="preserve">SST : </w:t>
+      </w:r>
+      <w:r>
+        <w:rPr>
+          <w:bCs/>
+        </w:rPr>
+        <w:tab/>
+        <w:t>Sous-Station de chauffage à distance</w:t>
+      </w:r>
+    </w:p>
+    <w:p>
+      <w:pPr>
+        <w:tabs>
+          <w:tab w:val="left" w:pos="2268"/>
+        </w:tabs>
       </w:pPr>
     </w:p>
     <w:p>
@@ -431,7 +586,6 @@
           <w:color w:val="auto"/>
           <w:sz w:val="20"/>
           <w:szCs w:val="22"/>
-          <w:lang w:val="fr-FR"/>
         </w:rPr>
         <w:id w:val="-845400546"/>
         <w:docPartObj>
@@ -445,10 +599,22 @@
             <w:pStyle w:val="En-ttedetabledesmatires"/>
           </w:pPr>
           <w:r>
+            <w:t xml:space="preserve">Table des </w:t>
+          </w:r>
+          <w:commentRangeStart w:id="1"/>
+          <w:r>
+            <w:t>matières</w:t>
+          </w:r>
+          <w:commentRangeEnd w:id="1"/>
+          <w:r>
             <w:rPr>
-              <w:lang w:val="fr-FR"/>
+              <w:rStyle w:val="Marquedecommentaire"/>
+              <w:rFonts w:eastAsiaTheme="minorHAnsi" w:cstheme="minorBidi"/>
+              <w:b w:val="0"/>
+              <w:bCs w:val="0"/>
+              <w:color w:val="auto"/>
             </w:rPr>
-            <w:t>Table des matières</w:t>
+            <w:commentReference w:id="1"/>
           </w:r>
         </w:p>
         <w:p>
@@ -477,7 +643,7 @@
           <w:r>
             <w:fldChar w:fldCharType="separate"/>
           </w:r>
-          <w:hyperlink w:anchor="_Toc224449488" w:history="1">
+          <w:hyperlink w:anchor="_Toc224655864" w:history="1">
             <w:r>
               <w:rPr>
                 <w:rStyle w:val="Lienhypertexte"/>
@@ -523,7 +689,7 @@
                 <w:noProof/>
                 <w:webHidden/>
               </w:rPr>
-              <w:instrText xml:space="preserve"> PAGEREF _Toc224449488 \h </w:instrText>
+              <w:instrText xml:space="preserve"> PAGEREF _Toc224655864 \h </w:instrText>
             </w:r>
             <w:r>
               <w:rPr>
@@ -571,7 +737,7 @@
               <w14:ligatures w14:val="standardContextual"/>
             </w:rPr>
           </w:pPr>
-          <w:hyperlink w:anchor="_Toc224449489" w:history="1">
+          <w:hyperlink w:anchor="_Toc224655865" w:history="1">
             <w:r>
               <w:rPr>
                 <w:rStyle w:val="Lienhypertexte"/>
@@ -617,7 +783,7 @@
                 <w:noProof/>
                 <w:webHidden/>
               </w:rPr>
-              <w:instrText xml:space="preserve"> PAGEREF _Toc224449489 \h </w:instrText>
+              <w:instrText xml:space="preserve"> PAGEREF _Toc224655865 \h </w:instrText>
             </w:r>
             <w:r>
               <w:rPr>
@@ -638,6 +804,194 @@
                 <w:webHidden/>
               </w:rPr>
               <w:t>1</w:t>
+            </w:r>
+            <w:r>
+              <w:rPr>
+                <w:noProof/>
+                <w:webHidden/>
+              </w:rPr>
+              <w:fldChar w:fldCharType="end"/>
+            </w:r>
+          </w:hyperlink>
+        </w:p>
+        <w:p>
+          <w:pPr>
+            <w:pStyle w:val="TM2"/>
+            <w:tabs>
+              <w:tab w:val="left" w:pos="720"/>
+              <w:tab w:val="right" w:leader="dot" w:pos="8947"/>
+            </w:tabs>
+            <w:rPr>
+              <w:rFonts w:asciiTheme="minorHAnsi" w:eastAsiaTheme="minorEastAsia" w:hAnsiTheme="minorHAnsi"/>
+              <w:noProof/>
+              <w:kern w:val="2"/>
+              <w:sz w:val="24"/>
+              <w:szCs w:val="24"/>
+              <w:lang w:eastAsia="fr-CH"/>
+              <w14:ligatures w14:val="standardContextual"/>
+            </w:rPr>
+          </w:pPr>
+          <w:hyperlink w:anchor="_Toc224655866" w:history="1">
+            <w:r>
+              <w:rPr>
+                <w:rStyle w:val="Lienhypertexte"/>
+                <w:noProof/>
+              </w:rPr>
+              <w:t>2.1</w:t>
+            </w:r>
+            <w:r>
+              <w:rPr>
+                <w:rFonts w:asciiTheme="minorHAnsi" w:eastAsiaTheme="minorEastAsia" w:hAnsiTheme="minorHAnsi"/>
+                <w:noProof/>
+                <w:kern w:val="2"/>
+                <w:sz w:val="24"/>
+                <w:szCs w:val="24"/>
+                <w:lang w:eastAsia="fr-CH"/>
+                <w14:ligatures w14:val="standardContextual"/>
+              </w:rPr>
+              <w:tab/>
+            </w:r>
+            <w:r>
+              <w:rPr>
+                <w:rStyle w:val="Lienhypertexte"/>
+                <w:noProof/>
+              </w:rPr>
+              <w:t>Le modèle de prédiction</w:t>
+            </w:r>
+            <w:r>
+              <w:rPr>
+                <w:noProof/>
+                <w:webHidden/>
+              </w:rPr>
+              <w:tab/>
+            </w:r>
+            <w:r>
+              <w:rPr>
+                <w:noProof/>
+                <w:webHidden/>
+              </w:rPr>
+              <w:fldChar w:fldCharType="begin"/>
+            </w:r>
+            <w:r>
+              <w:rPr>
+                <w:noProof/>
+                <w:webHidden/>
+              </w:rPr>
+              <w:instrText xml:space="preserve"> PAGEREF _Toc224655866 \h </w:instrText>
+            </w:r>
+            <w:r>
+              <w:rPr>
+                <w:noProof/>
+                <w:webHidden/>
+              </w:rPr>
+            </w:r>
+            <w:r>
+              <w:rPr>
+                <w:noProof/>
+                <w:webHidden/>
+              </w:rPr>
+              <w:fldChar w:fldCharType="separate"/>
+            </w:r>
+            <w:r>
+              <w:rPr>
+                <w:noProof/>
+                <w:webHidden/>
+              </w:rPr>
+              <w:t>1</w:t>
+            </w:r>
+            <w:r>
+              <w:rPr>
+                <w:noProof/>
+                <w:webHidden/>
+              </w:rPr>
+              <w:fldChar w:fldCharType="end"/>
+            </w:r>
+          </w:hyperlink>
+        </w:p>
+        <w:p>
+          <w:pPr>
+            <w:pStyle w:val="TM2"/>
+            <w:tabs>
+              <w:tab w:val="left" w:pos="720"/>
+              <w:tab w:val="right" w:leader="dot" w:pos="8947"/>
+            </w:tabs>
+            <w:rPr>
+              <w:rFonts w:asciiTheme="minorHAnsi" w:eastAsiaTheme="minorEastAsia" w:hAnsiTheme="minorHAnsi"/>
+              <w:noProof/>
+              <w:kern w:val="2"/>
+              <w:sz w:val="24"/>
+              <w:szCs w:val="24"/>
+              <w:lang w:eastAsia="fr-CH"/>
+              <w14:ligatures w14:val="standardContextual"/>
+            </w:rPr>
+          </w:pPr>
+          <w:hyperlink w:anchor="_Toc224655867" w:history="1">
+            <w:r>
+              <w:rPr>
+                <w:rStyle w:val="Lienhypertexte"/>
+                <w:noProof/>
+              </w:rPr>
+              <w:t>2.2</w:t>
+            </w:r>
+            <w:r>
+              <w:rPr>
+                <w:rFonts w:asciiTheme="minorHAnsi" w:eastAsiaTheme="minorEastAsia" w:hAnsiTheme="minorHAnsi"/>
+                <w:noProof/>
+                <w:kern w:val="2"/>
+                <w:sz w:val="24"/>
+                <w:szCs w:val="24"/>
+                <w:lang w:eastAsia="fr-CH"/>
+                <w14:ligatures w14:val="standardContextual"/>
+              </w:rPr>
+              <w:tab/>
+            </w:r>
+            <w:r>
+              <w:rPr>
+                <w:rStyle w:val="Lienhypertexte"/>
+                <w:noProof/>
+              </w:rPr>
+              <w:t>Modèle NEPLAN</w:t>
+            </w:r>
+            <w:r>
+              <w:rPr>
+                <w:noProof/>
+                <w:webHidden/>
+              </w:rPr>
+              <w:tab/>
+            </w:r>
+            <w:r>
+              <w:rPr>
+                <w:noProof/>
+                <w:webHidden/>
+              </w:rPr>
+              <w:fldChar w:fldCharType="begin"/>
+            </w:r>
+            <w:r>
+              <w:rPr>
+                <w:noProof/>
+                <w:webHidden/>
+              </w:rPr>
+              <w:instrText xml:space="preserve"> PAGEREF _Toc224655867 \h </w:instrText>
+            </w:r>
+            <w:r>
+              <w:rPr>
+                <w:noProof/>
+                <w:webHidden/>
+              </w:rPr>
+            </w:r>
+            <w:r>
+              <w:rPr>
+                <w:noProof/>
+                <w:webHidden/>
+              </w:rPr>
+              <w:fldChar w:fldCharType="separate"/>
+            </w:r>
+            <w:r>
+              <w:rPr>
+                <w:noProof/>
+                <w:webHidden/>
+              </w:rPr>
+              <w:t>2</w:t>
             </w:r>
             <w:r>
               <w:rPr>
@@ -665,7 +1019,7 @@
               <w14:ligatures w14:val="standardContextual"/>
             </w:rPr>
           </w:pPr>
-          <w:hyperlink w:anchor="_Toc224449490" w:history="1">
+          <w:hyperlink w:anchor="_Toc224655868" w:history="1">
             <w:r>
               <w:rPr>
                 <w:rStyle w:val="Lienhypertexte"/>
@@ -711,7 +1065,7 @@
                 <w:noProof/>
                 <w:webHidden/>
               </w:rPr>
-              <w:instrText xml:space="preserve"> PAGEREF _Toc224449490 \h </w:instrText>
+              <w:instrText xml:space="preserve"> PAGEREF _Toc224655868 \h </w:instrText>
             </w:r>
             <w:r>
               <w:rPr>
@@ -759,7 +1113,7 @@
               <w14:ligatures w14:val="standardContextual"/>
             </w:rPr>
           </w:pPr>
-          <w:hyperlink w:anchor="_Toc224449491" w:history="1">
+          <w:hyperlink w:anchor="_Toc224655869" w:history="1">
             <w:r>
               <w:rPr>
                 <w:rStyle w:val="Lienhypertexte"/>
@@ -805,7 +1159,7 @@
                 <w:noProof/>
                 <w:webHidden/>
               </w:rPr>
-              <w:instrText xml:space="preserve"> PAGEREF _Toc224449491 \h </w:instrText>
+              <w:instrText xml:space="preserve"> PAGEREF _Toc224655869 \h </w:instrText>
             </w:r>
             <w:r>
               <w:rPr>
@@ -826,6 +1180,946 @@
                 <w:webHidden/>
               </w:rPr>
               <w:t>5</w:t>
+            </w:r>
+            <w:r>
+              <w:rPr>
+                <w:noProof/>
+                <w:webHidden/>
+              </w:rPr>
+              <w:fldChar w:fldCharType="end"/>
+            </w:r>
+          </w:hyperlink>
+        </w:p>
+        <w:p>
+          <w:pPr>
+            <w:pStyle w:val="TM2"/>
+            <w:tabs>
+              <w:tab w:val="left" w:pos="720"/>
+              <w:tab w:val="right" w:leader="dot" w:pos="8947"/>
+            </w:tabs>
+            <w:rPr>
+              <w:rFonts w:asciiTheme="minorHAnsi" w:eastAsiaTheme="minorEastAsia" w:hAnsiTheme="minorHAnsi"/>
+              <w:noProof/>
+              <w:kern w:val="2"/>
+              <w:sz w:val="24"/>
+              <w:szCs w:val="24"/>
+              <w:lang w:eastAsia="fr-CH"/>
+              <w14:ligatures w14:val="standardContextual"/>
+            </w:rPr>
+          </w:pPr>
+          <w:hyperlink w:anchor="_Toc224655870" w:history="1">
+            <w:r>
+              <w:rPr>
+                <w:rStyle w:val="Lienhypertexte"/>
+                <w:noProof/>
+              </w:rPr>
+              <w:t>4.1</w:t>
+            </w:r>
+            <w:r>
+              <w:rPr>
+                <w:rFonts w:asciiTheme="minorHAnsi" w:eastAsiaTheme="minorEastAsia" w:hAnsiTheme="minorHAnsi"/>
+                <w:noProof/>
+                <w:kern w:val="2"/>
+                <w:sz w:val="24"/>
+                <w:szCs w:val="24"/>
+                <w:lang w:eastAsia="fr-CH"/>
+                <w14:ligatures w14:val="standardContextual"/>
+              </w:rPr>
+              <w:tab/>
+            </w:r>
+            <w:r>
+              <w:rPr>
+                <w:rStyle w:val="Lienhypertexte"/>
+                <w:noProof/>
+              </w:rPr>
+              <w:t>Export de la liste des tables d’archivage lynx</w:t>
+            </w:r>
+            <w:r>
+              <w:rPr>
+                <w:noProof/>
+                <w:webHidden/>
+              </w:rPr>
+              <w:tab/>
+            </w:r>
+            <w:r>
+              <w:rPr>
+                <w:noProof/>
+                <w:webHidden/>
+              </w:rPr>
+              <w:fldChar w:fldCharType="begin"/>
+            </w:r>
+            <w:r>
+              <w:rPr>
+                <w:noProof/>
+                <w:webHidden/>
+              </w:rPr>
+              <w:instrText xml:space="preserve"> PAGEREF _Toc224655870 \h </w:instrText>
+            </w:r>
+            <w:r>
+              <w:rPr>
+                <w:noProof/>
+                <w:webHidden/>
+              </w:rPr>
+            </w:r>
+            <w:r>
+              <w:rPr>
+                <w:noProof/>
+                <w:webHidden/>
+              </w:rPr>
+              <w:fldChar w:fldCharType="separate"/>
+            </w:r>
+            <w:r>
+              <w:rPr>
+                <w:noProof/>
+                <w:webHidden/>
+              </w:rPr>
+              <w:t>5</w:t>
+            </w:r>
+            <w:r>
+              <w:rPr>
+                <w:noProof/>
+                <w:webHidden/>
+              </w:rPr>
+              <w:fldChar w:fldCharType="end"/>
+            </w:r>
+          </w:hyperlink>
+        </w:p>
+        <w:p>
+          <w:pPr>
+            <w:pStyle w:val="TM2"/>
+            <w:tabs>
+              <w:tab w:val="left" w:pos="720"/>
+              <w:tab w:val="right" w:leader="dot" w:pos="8947"/>
+            </w:tabs>
+            <w:rPr>
+              <w:rFonts w:asciiTheme="minorHAnsi" w:eastAsiaTheme="minorEastAsia" w:hAnsiTheme="minorHAnsi"/>
+              <w:noProof/>
+              <w:kern w:val="2"/>
+              <w:sz w:val="24"/>
+              <w:szCs w:val="24"/>
+              <w:lang w:eastAsia="fr-CH"/>
+              <w14:ligatures w14:val="standardContextual"/>
+            </w:rPr>
+          </w:pPr>
+          <w:hyperlink w:anchor="_Toc224655871" w:history="1">
+            <w:r>
+              <w:rPr>
+                <w:rStyle w:val="Lienhypertexte"/>
+                <w:noProof/>
+              </w:rPr>
+              <w:t>4.2</w:t>
+            </w:r>
+            <w:r>
+              <w:rPr>
+                <w:rFonts w:asciiTheme="minorHAnsi" w:eastAsiaTheme="minorEastAsia" w:hAnsiTheme="minorHAnsi"/>
+                <w:noProof/>
+                <w:kern w:val="2"/>
+                <w:sz w:val="24"/>
+                <w:szCs w:val="24"/>
+                <w:lang w:eastAsia="fr-CH"/>
+                <w14:ligatures w14:val="standardContextual"/>
+              </w:rPr>
+              <w:tab/>
+            </w:r>
+            <w:r>
+              <w:rPr>
+                <w:rStyle w:val="Lienhypertexte"/>
+                <w:noProof/>
+              </w:rPr>
+              <w:t>Export des données GIS des sous stations.</w:t>
+            </w:r>
+            <w:r>
+              <w:rPr>
+                <w:noProof/>
+                <w:webHidden/>
+              </w:rPr>
+              <w:tab/>
+            </w:r>
+            <w:r>
+              <w:rPr>
+                <w:noProof/>
+                <w:webHidden/>
+              </w:rPr>
+              <w:fldChar w:fldCharType="begin"/>
+            </w:r>
+            <w:r>
+              <w:rPr>
+                <w:noProof/>
+                <w:webHidden/>
+              </w:rPr>
+              <w:instrText xml:space="preserve"> PAGEREF _Toc224655871 \h </w:instrText>
+            </w:r>
+            <w:r>
+              <w:rPr>
+                <w:noProof/>
+                <w:webHidden/>
+              </w:rPr>
+            </w:r>
+            <w:r>
+              <w:rPr>
+                <w:noProof/>
+                <w:webHidden/>
+              </w:rPr>
+              <w:fldChar w:fldCharType="separate"/>
+            </w:r>
+            <w:r>
+              <w:rPr>
+                <w:noProof/>
+                <w:webHidden/>
+              </w:rPr>
+              <w:t>5</w:t>
+            </w:r>
+            <w:r>
+              <w:rPr>
+                <w:noProof/>
+                <w:webHidden/>
+              </w:rPr>
+              <w:fldChar w:fldCharType="end"/>
+            </w:r>
+          </w:hyperlink>
+        </w:p>
+        <w:p>
+          <w:pPr>
+            <w:pStyle w:val="TM2"/>
+            <w:tabs>
+              <w:tab w:val="left" w:pos="720"/>
+              <w:tab w:val="right" w:leader="dot" w:pos="8947"/>
+            </w:tabs>
+            <w:rPr>
+              <w:rFonts w:asciiTheme="minorHAnsi" w:eastAsiaTheme="minorEastAsia" w:hAnsiTheme="minorHAnsi"/>
+              <w:noProof/>
+              <w:kern w:val="2"/>
+              <w:sz w:val="24"/>
+              <w:szCs w:val="24"/>
+              <w:lang w:eastAsia="fr-CH"/>
+              <w14:ligatures w14:val="standardContextual"/>
+            </w:rPr>
+          </w:pPr>
+          <w:hyperlink w:anchor="_Toc224655872" w:history="1">
+            <w:r>
+              <w:rPr>
+                <w:rStyle w:val="Lienhypertexte"/>
+                <w:noProof/>
+              </w:rPr>
+              <w:t>4.3</w:t>
+            </w:r>
+            <w:r>
+              <w:rPr>
+                <w:rFonts w:asciiTheme="minorHAnsi" w:eastAsiaTheme="minorEastAsia" w:hAnsiTheme="minorHAnsi"/>
+                <w:noProof/>
+                <w:kern w:val="2"/>
+                <w:sz w:val="24"/>
+                <w:szCs w:val="24"/>
+                <w:lang w:eastAsia="fr-CH"/>
+                <w14:ligatures w14:val="standardContextual"/>
+              </w:rPr>
+              <w:tab/>
+            </w:r>
+            <w:r>
+              <w:rPr>
+                <w:rStyle w:val="Lienhypertexte"/>
+                <w:noProof/>
+              </w:rPr>
+              <w:t>Identification des SST archivées</w:t>
+            </w:r>
+            <w:r>
+              <w:rPr>
+                <w:noProof/>
+                <w:webHidden/>
+              </w:rPr>
+              <w:tab/>
+            </w:r>
+            <w:r>
+              <w:rPr>
+                <w:noProof/>
+                <w:webHidden/>
+              </w:rPr>
+              <w:fldChar w:fldCharType="begin"/>
+            </w:r>
+            <w:r>
+              <w:rPr>
+                <w:noProof/>
+                <w:webHidden/>
+              </w:rPr>
+              <w:instrText xml:space="preserve"> PAGEREF _Toc224655872 \h </w:instrText>
+            </w:r>
+            <w:r>
+              <w:rPr>
+                <w:noProof/>
+                <w:webHidden/>
+              </w:rPr>
+            </w:r>
+            <w:r>
+              <w:rPr>
+                <w:noProof/>
+                <w:webHidden/>
+              </w:rPr>
+              <w:fldChar w:fldCharType="separate"/>
+            </w:r>
+            <w:r>
+              <w:rPr>
+                <w:noProof/>
+                <w:webHidden/>
+              </w:rPr>
+              <w:t>5</w:t>
+            </w:r>
+            <w:r>
+              <w:rPr>
+                <w:noProof/>
+                <w:webHidden/>
+              </w:rPr>
+              <w:fldChar w:fldCharType="end"/>
+            </w:r>
+          </w:hyperlink>
+        </w:p>
+        <w:p>
+          <w:pPr>
+            <w:pStyle w:val="TM2"/>
+            <w:tabs>
+              <w:tab w:val="left" w:pos="720"/>
+              <w:tab w:val="right" w:leader="dot" w:pos="8947"/>
+            </w:tabs>
+            <w:rPr>
+              <w:rFonts w:asciiTheme="minorHAnsi" w:eastAsiaTheme="minorEastAsia" w:hAnsiTheme="minorHAnsi"/>
+              <w:noProof/>
+              <w:kern w:val="2"/>
+              <w:sz w:val="24"/>
+              <w:szCs w:val="24"/>
+              <w:lang w:eastAsia="fr-CH"/>
+              <w14:ligatures w14:val="standardContextual"/>
+            </w:rPr>
+          </w:pPr>
+          <w:hyperlink w:anchor="_Toc224655873" w:history="1">
+            <w:r>
+              <w:rPr>
+                <w:rStyle w:val="Lienhypertexte"/>
+                <w:noProof/>
+              </w:rPr>
+              <w:t>4.4</w:t>
+            </w:r>
+            <w:r>
+              <w:rPr>
+                <w:rFonts w:asciiTheme="minorHAnsi" w:eastAsiaTheme="minorEastAsia" w:hAnsiTheme="minorHAnsi"/>
+                <w:noProof/>
+                <w:kern w:val="2"/>
+                <w:sz w:val="24"/>
+                <w:szCs w:val="24"/>
+                <w:lang w:eastAsia="fr-CH"/>
+                <w14:ligatures w14:val="standardContextual"/>
+              </w:rPr>
+              <w:tab/>
+            </w:r>
+            <w:r>
+              <w:rPr>
+                <w:rStyle w:val="Lienhypertexte"/>
+                <w:noProof/>
+              </w:rPr>
+              <w:t>Export des tables d’archivage lynx</w:t>
+            </w:r>
+            <w:r>
+              <w:rPr>
+                <w:noProof/>
+                <w:webHidden/>
+              </w:rPr>
+              <w:tab/>
+            </w:r>
+            <w:r>
+              <w:rPr>
+                <w:noProof/>
+                <w:webHidden/>
+              </w:rPr>
+              <w:fldChar w:fldCharType="begin"/>
+            </w:r>
+            <w:r>
+              <w:rPr>
+                <w:noProof/>
+                <w:webHidden/>
+              </w:rPr>
+              <w:instrText xml:space="preserve"> PAGEREF _Toc224655873 \h </w:instrText>
+            </w:r>
+            <w:r>
+              <w:rPr>
+                <w:noProof/>
+                <w:webHidden/>
+              </w:rPr>
+            </w:r>
+            <w:r>
+              <w:rPr>
+                <w:noProof/>
+                <w:webHidden/>
+              </w:rPr>
+              <w:fldChar w:fldCharType="separate"/>
+            </w:r>
+            <w:r>
+              <w:rPr>
+                <w:noProof/>
+                <w:webHidden/>
+              </w:rPr>
+              <w:t>6</w:t>
+            </w:r>
+            <w:r>
+              <w:rPr>
+                <w:noProof/>
+                <w:webHidden/>
+              </w:rPr>
+              <w:fldChar w:fldCharType="end"/>
+            </w:r>
+          </w:hyperlink>
+        </w:p>
+        <w:p>
+          <w:pPr>
+            <w:pStyle w:val="TM2"/>
+            <w:tabs>
+              <w:tab w:val="left" w:pos="720"/>
+              <w:tab w:val="right" w:leader="dot" w:pos="8947"/>
+            </w:tabs>
+            <w:rPr>
+              <w:rFonts w:asciiTheme="minorHAnsi" w:eastAsiaTheme="minorEastAsia" w:hAnsiTheme="minorHAnsi"/>
+              <w:noProof/>
+              <w:kern w:val="2"/>
+              <w:sz w:val="24"/>
+              <w:szCs w:val="24"/>
+              <w:lang w:eastAsia="fr-CH"/>
+              <w14:ligatures w14:val="standardContextual"/>
+            </w:rPr>
+          </w:pPr>
+          <w:hyperlink w:anchor="_Toc224655874" w:history="1">
+            <w:r>
+              <w:rPr>
+                <w:rStyle w:val="Lienhypertexte"/>
+                <w:noProof/>
+              </w:rPr>
+              <w:t>4.5</w:t>
+            </w:r>
+            <w:r>
+              <w:rPr>
+                <w:rFonts w:asciiTheme="minorHAnsi" w:eastAsiaTheme="minorEastAsia" w:hAnsiTheme="minorHAnsi"/>
+                <w:noProof/>
+                <w:kern w:val="2"/>
+                <w:sz w:val="24"/>
+                <w:szCs w:val="24"/>
+                <w:lang w:eastAsia="fr-CH"/>
+                <w14:ligatures w14:val="standardContextual"/>
+              </w:rPr>
+              <w:tab/>
+            </w:r>
+            <w:r>
+              <w:rPr>
+                <w:rStyle w:val="Lienhypertexte"/>
+                <w:noProof/>
+              </w:rPr>
+              <w:t>Import des tables d’archivages dans un data frame structure</w:t>
+            </w:r>
+            <w:r>
+              <w:rPr>
+                <w:noProof/>
+                <w:webHidden/>
+              </w:rPr>
+              <w:tab/>
+            </w:r>
+            <w:r>
+              <w:rPr>
+                <w:noProof/>
+                <w:webHidden/>
+              </w:rPr>
+              <w:fldChar w:fldCharType="begin"/>
+            </w:r>
+            <w:r>
+              <w:rPr>
+                <w:noProof/>
+                <w:webHidden/>
+              </w:rPr>
+              <w:instrText xml:space="preserve"> PAGEREF _Toc224655874 \h </w:instrText>
+            </w:r>
+            <w:r>
+              <w:rPr>
+                <w:noProof/>
+                <w:webHidden/>
+              </w:rPr>
+            </w:r>
+            <w:r>
+              <w:rPr>
+                <w:noProof/>
+                <w:webHidden/>
+              </w:rPr>
+              <w:fldChar w:fldCharType="separate"/>
+            </w:r>
+            <w:r>
+              <w:rPr>
+                <w:noProof/>
+                <w:webHidden/>
+              </w:rPr>
+              <w:t>6</w:t>
+            </w:r>
+            <w:r>
+              <w:rPr>
+                <w:noProof/>
+                <w:webHidden/>
+              </w:rPr>
+              <w:fldChar w:fldCharType="end"/>
+            </w:r>
+          </w:hyperlink>
+        </w:p>
+        <w:p>
+          <w:pPr>
+            <w:pStyle w:val="TM2"/>
+            <w:tabs>
+              <w:tab w:val="left" w:pos="720"/>
+              <w:tab w:val="right" w:leader="dot" w:pos="8947"/>
+            </w:tabs>
+            <w:rPr>
+              <w:rFonts w:asciiTheme="minorHAnsi" w:eastAsiaTheme="minorEastAsia" w:hAnsiTheme="minorHAnsi"/>
+              <w:noProof/>
+              <w:kern w:val="2"/>
+              <w:sz w:val="24"/>
+              <w:szCs w:val="24"/>
+              <w:lang w:eastAsia="fr-CH"/>
+              <w14:ligatures w14:val="standardContextual"/>
+            </w:rPr>
+          </w:pPr>
+          <w:hyperlink w:anchor="_Toc224655875" w:history="1">
+            <w:r>
+              <w:rPr>
+                <w:rStyle w:val="Lienhypertexte"/>
+                <w:noProof/>
+              </w:rPr>
+              <w:t>4.6</w:t>
+            </w:r>
+            <w:r>
+              <w:rPr>
+                <w:rFonts w:asciiTheme="minorHAnsi" w:eastAsiaTheme="minorEastAsia" w:hAnsiTheme="minorHAnsi"/>
+                <w:noProof/>
+                <w:kern w:val="2"/>
+                <w:sz w:val="24"/>
+                <w:szCs w:val="24"/>
+                <w:lang w:eastAsia="fr-CH"/>
+                <w14:ligatures w14:val="standardContextual"/>
+              </w:rPr>
+              <w:tab/>
+            </w:r>
+            <w:r>
+              <w:rPr>
+                <w:rStyle w:val="Lienhypertexte"/>
+                <w:noProof/>
+              </w:rPr>
+              <w:t>Import des données météo (météo suisse)</w:t>
+            </w:r>
+            <w:r>
+              <w:rPr>
+                <w:noProof/>
+                <w:webHidden/>
+              </w:rPr>
+              <w:tab/>
+            </w:r>
+            <w:r>
+              <w:rPr>
+                <w:noProof/>
+                <w:webHidden/>
+              </w:rPr>
+              <w:fldChar w:fldCharType="begin"/>
+            </w:r>
+            <w:r>
+              <w:rPr>
+                <w:noProof/>
+                <w:webHidden/>
+              </w:rPr>
+              <w:instrText xml:space="preserve"> PAGEREF _Toc224655875 \h </w:instrText>
+            </w:r>
+            <w:r>
+              <w:rPr>
+                <w:noProof/>
+                <w:webHidden/>
+              </w:rPr>
+            </w:r>
+            <w:r>
+              <w:rPr>
+                <w:noProof/>
+                <w:webHidden/>
+              </w:rPr>
+              <w:fldChar w:fldCharType="separate"/>
+            </w:r>
+            <w:r>
+              <w:rPr>
+                <w:noProof/>
+                <w:webHidden/>
+              </w:rPr>
+              <w:t>7</w:t>
+            </w:r>
+            <w:r>
+              <w:rPr>
+                <w:noProof/>
+                <w:webHidden/>
+              </w:rPr>
+              <w:fldChar w:fldCharType="end"/>
+            </w:r>
+          </w:hyperlink>
+        </w:p>
+        <w:p>
+          <w:pPr>
+            <w:pStyle w:val="TM2"/>
+            <w:tabs>
+              <w:tab w:val="left" w:pos="720"/>
+              <w:tab w:val="right" w:leader="dot" w:pos="8947"/>
+            </w:tabs>
+            <w:rPr>
+              <w:rFonts w:asciiTheme="minorHAnsi" w:eastAsiaTheme="minorEastAsia" w:hAnsiTheme="minorHAnsi"/>
+              <w:noProof/>
+              <w:kern w:val="2"/>
+              <w:sz w:val="24"/>
+              <w:szCs w:val="24"/>
+              <w:lang w:eastAsia="fr-CH"/>
+              <w14:ligatures w14:val="standardContextual"/>
+            </w:rPr>
+          </w:pPr>
+          <w:hyperlink w:anchor="_Toc224655876" w:history="1">
+            <w:r>
+              <w:rPr>
+                <w:rStyle w:val="Lienhypertexte"/>
+                <w:noProof/>
+              </w:rPr>
+              <w:t>4.7</w:t>
+            </w:r>
+            <w:r>
+              <w:rPr>
+                <w:rFonts w:asciiTheme="minorHAnsi" w:eastAsiaTheme="minorEastAsia" w:hAnsiTheme="minorHAnsi"/>
+                <w:noProof/>
+                <w:kern w:val="2"/>
+                <w:sz w:val="24"/>
+                <w:szCs w:val="24"/>
+                <w:lang w:eastAsia="fr-CH"/>
+                <w14:ligatures w14:val="standardContextual"/>
+              </w:rPr>
+              <w:tab/>
+            </w:r>
+            <w:r>
+              <w:rPr>
+                <w:rStyle w:val="Lienhypertexte"/>
+                <w:noProof/>
+              </w:rPr>
+              <w:t>Calcul des données temporelles encodées (jour/heure)</w:t>
+            </w:r>
+            <w:r>
+              <w:rPr>
+                <w:noProof/>
+                <w:webHidden/>
+              </w:rPr>
+              <w:tab/>
+            </w:r>
+            <w:r>
+              <w:rPr>
+                <w:noProof/>
+                <w:webHidden/>
+              </w:rPr>
+              <w:fldChar w:fldCharType="begin"/>
+            </w:r>
+            <w:r>
+              <w:rPr>
+                <w:noProof/>
+                <w:webHidden/>
+              </w:rPr>
+              <w:instrText xml:space="preserve"> PAGEREF _Toc224655876 \h </w:instrText>
+            </w:r>
+            <w:r>
+              <w:rPr>
+                <w:noProof/>
+                <w:webHidden/>
+              </w:rPr>
+            </w:r>
+            <w:r>
+              <w:rPr>
+                <w:noProof/>
+                <w:webHidden/>
+              </w:rPr>
+              <w:fldChar w:fldCharType="separate"/>
+            </w:r>
+            <w:r>
+              <w:rPr>
+                <w:noProof/>
+                <w:webHidden/>
+              </w:rPr>
+              <w:t>7</w:t>
+            </w:r>
+            <w:r>
+              <w:rPr>
+                <w:noProof/>
+                <w:webHidden/>
+              </w:rPr>
+              <w:fldChar w:fldCharType="end"/>
+            </w:r>
+          </w:hyperlink>
+        </w:p>
+        <w:p>
+          <w:pPr>
+            <w:pStyle w:val="TM2"/>
+            <w:tabs>
+              <w:tab w:val="left" w:pos="720"/>
+              <w:tab w:val="right" w:leader="dot" w:pos="8947"/>
+            </w:tabs>
+            <w:rPr>
+              <w:rFonts w:asciiTheme="minorHAnsi" w:eastAsiaTheme="minorEastAsia" w:hAnsiTheme="minorHAnsi"/>
+              <w:noProof/>
+              <w:kern w:val="2"/>
+              <w:sz w:val="24"/>
+              <w:szCs w:val="24"/>
+              <w:lang w:eastAsia="fr-CH"/>
+              <w14:ligatures w14:val="standardContextual"/>
+            </w:rPr>
+          </w:pPr>
+          <w:hyperlink w:anchor="_Toc224655877" w:history="1">
+            <w:r>
+              <w:rPr>
+                <w:rStyle w:val="Lienhypertexte"/>
+                <w:noProof/>
+              </w:rPr>
+              <w:t>4.8</w:t>
+            </w:r>
+            <w:r>
+              <w:rPr>
+                <w:rFonts w:asciiTheme="minorHAnsi" w:eastAsiaTheme="minorEastAsia" w:hAnsiTheme="minorHAnsi"/>
+                <w:noProof/>
+                <w:kern w:val="2"/>
+                <w:sz w:val="24"/>
+                <w:szCs w:val="24"/>
+                <w:lang w:eastAsia="fr-CH"/>
+                <w14:ligatures w14:val="standardContextual"/>
+              </w:rPr>
+              <w:tab/>
+            </w:r>
+            <w:r>
+              <w:rPr>
+                <w:rStyle w:val="Lienhypertexte"/>
+                <w:noProof/>
+              </w:rPr>
+              <w:t>Standardisation des données</w:t>
+            </w:r>
+            <w:r>
+              <w:rPr>
+                <w:noProof/>
+                <w:webHidden/>
+              </w:rPr>
+              <w:tab/>
+            </w:r>
+            <w:r>
+              <w:rPr>
+                <w:noProof/>
+                <w:webHidden/>
+              </w:rPr>
+              <w:fldChar w:fldCharType="begin"/>
+            </w:r>
+            <w:r>
+              <w:rPr>
+                <w:noProof/>
+                <w:webHidden/>
+              </w:rPr>
+              <w:instrText xml:space="preserve"> PAGEREF _Toc224655877 \h </w:instrText>
+            </w:r>
+            <w:r>
+              <w:rPr>
+                <w:noProof/>
+                <w:webHidden/>
+              </w:rPr>
+            </w:r>
+            <w:r>
+              <w:rPr>
+                <w:noProof/>
+                <w:webHidden/>
+              </w:rPr>
+              <w:fldChar w:fldCharType="separate"/>
+            </w:r>
+            <w:r>
+              <w:rPr>
+                <w:noProof/>
+                <w:webHidden/>
+              </w:rPr>
+              <w:t>7</w:t>
+            </w:r>
+            <w:r>
+              <w:rPr>
+                <w:noProof/>
+                <w:webHidden/>
+              </w:rPr>
+              <w:fldChar w:fldCharType="end"/>
+            </w:r>
+          </w:hyperlink>
+        </w:p>
+        <w:p>
+          <w:pPr>
+            <w:pStyle w:val="TM2"/>
+            <w:tabs>
+              <w:tab w:val="left" w:pos="720"/>
+              <w:tab w:val="right" w:leader="dot" w:pos="8947"/>
+            </w:tabs>
+            <w:rPr>
+              <w:rFonts w:asciiTheme="minorHAnsi" w:eastAsiaTheme="minorEastAsia" w:hAnsiTheme="minorHAnsi"/>
+              <w:noProof/>
+              <w:kern w:val="2"/>
+              <w:sz w:val="24"/>
+              <w:szCs w:val="24"/>
+              <w:lang w:eastAsia="fr-CH"/>
+              <w14:ligatures w14:val="standardContextual"/>
+            </w:rPr>
+          </w:pPr>
+          <w:hyperlink w:anchor="_Toc224655878" w:history="1">
+            <w:r>
+              <w:rPr>
+                <w:rStyle w:val="Lienhypertexte"/>
+                <w:noProof/>
+              </w:rPr>
+              <w:t>4.9</w:t>
+            </w:r>
+            <w:r>
+              <w:rPr>
+                <w:rFonts w:asciiTheme="minorHAnsi" w:eastAsiaTheme="minorEastAsia" w:hAnsiTheme="minorHAnsi"/>
+                <w:noProof/>
+                <w:kern w:val="2"/>
+                <w:sz w:val="24"/>
+                <w:szCs w:val="24"/>
+                <w:lang w:eastAsia="fr-CH"/>
+                <w14:ligatures w14:val="standardContextual"/>
+              </w:rPr>
+              <w:tab/>
+            </w:r>
+            <w:r>
+              <w:rPr>
+                <w:rStyle w:val="Lienhypertexte"/>
+                <w:noProof/>
+              </w:rPr>
+              <w:t>Analyse des clusters (répartition)</w:t>
+            </w:r>
+            <w:r>
+              <w:rPr>
+                <w:noProof/>
+                <w:webHidden/>
+              </w:rPr>
+              <w:tab/>
+            </w:r>
+            <w:r>
+              <w:rPr>
+                <w:noProof/>
+                <w:webHidden/>
+              </w:rPr>
+              <w:fldChar w:fldCharType="begin"/>
+            </w:r>
+            <w:r>
+              <w:rPr>
+                <w:noProof/>
+                <w:webHidden/>
+              </w:rPr>
+              <w:instrText xml:space="preserve"> PAGEREF _Toc224655878 \h </w:instrText>
+            </w:r>
+            <w:r>
+              <w:rPr>
+                <w:noProof/>
+                <w:webHidden/>
+              </w:rPr>
+            </w:r>
+            <w:r>
+              <w:rPr>
+                <w:noProof/>
+                <w:webHidden/>
+              </w:rPr>
+              <w:fldChar w:fldCharType="separate"/>
+            </w:r>
+            <w:r>
+              <w:rPr>
+                <w:noProof/>
+                <w:webHidden/>
+              </w:rPr>
+              <w:t>7</w:t>
+            </w:r>
+            <w:r>
+              <w:rPr>
+                <w:noProof/>
+                <w:webHidden/>
+              </w:rPr>
+              <w:fldChar w:fldCharType="end"/>
+            </w:r>
+          </w:hyperlink>
+        </w:p>
+        <w:p>
+          <w:pPr>
+            <w:pStyle w:val="TM2"/>
+            <w:tabs>
+              <w:tab w:val="left" w:pos="960"/>
+              <w:tab w:val="right" w:leader="dot" w:pos="8947"/>
+            </w:tabs>
+            <w:rPr>
+              <w:rFonts w:asciiTheme="minorHAnsi" w:eastAsiaTheme="minorEastAsia" w:hAnsiTheme="minorHAnsi"/>
+              <w:noProof/>
+              <w:kern w:val="2"/>
+              <w:sz w:val="24"/>
+              <w:szCs w:val="24"/>
+              <w:lang w:eastAsia="fr-CH"/>
+              <w14:ligatures w14:val="standardContextual"/>
+            </w:rPr>
+          </w:pPr>
+          <w:hyperlink w:anchor="_Toc224655879" w:history="1">
+            <w:r>
+              <w:rPr>
+                <w:rStyle w:val="Lienhypertexte"/>
+                <w:noProof/>
+              </w:rPr>
+              <w:t>4.10</w:t>
+            </w:r>
+            <w:r>
+              <w:rPr>
+                <w:rFonts w:asciiTheme="minorHAnsi" w:eastAsiaTheme="minorEastAsia" w:hAnsiTheme="minorHAnsi"/>
+                <w:noProof/>
+                <w:kern w:val="2"/>
+                <w:sz w:val="24"/>
+                <w:szCs w:val="24"/>
+                <w:lang w:eastAsia="fr-CH"/>
+                <w14:ligatures w14:val="standardContextual"/>
+              </w:rPr>
+              <w:tab/>
+            </w:r>
+            <w:r>
+              <w:rPr>
+                <w:rStyle w:val="Lienhypertexte"/>
+                <w:noProof/>
+              </w:rPr>
+              <w:t>Préparation des jeux de données Train/Validation/Test</w:t>
+            </w:r>
+            <w:r>
+              <w:rPr>
+                <w:noProof/>
+                <w:webHidden/>
+              </w:rPr>
+              <w:tab/>
+            </w:r>
+            <w:r>
+              <w:rPr>
+                <w:noProof/>
+                <w:webHidden/>
+              </w:rPr>
+              <w:fldChar w:fldCharType="begin"/>
+            </w:r>
+            <w:r>
+              <w:rPr>
+                <w:noProof/>
+                <w:webHidden/>
+              </w:rPr>
+              <w:instrText xml:space="preserve"> PAGEREF _Toc224655879 \h </w:instrText>
+            </w:r>
+            <w:r>
+              <w:rPr>
+                <w:noProof/>
+                <w:webHidden/>
+              </w:rPr>
+            </w:r>
+            <w:r>
+              <w:rPr>
+                <w:noProof/>
+                <w:webHidden/>
+              </w:rPr>
+              <w:fldChar w:fldCharType="separate"/>
+            </w:r>
+            <w:r>
+              <w:rPr>
+                <w:noProof/>
+                <w:webHidden/>
+              </w:rPr>
+              <w:t>7</w:t>
             </w:r>
             <w:r>
               <w:rPr>
@@ -853,7 +2147,7 @@
               <w14:ligatures w14:val="standardContextual"/>
             </w:rPr>
           </w:pPr>
-          <w:hyperlink w:anchor="_Toc224449492" w:history="1">
+          <w:hyperlink w:anchor="_Toc224655880" w:history="1">
             <w:r>
               <w:rPr>
                 <w:rStyle w:val="Lienhypertexte"/>
@@ -899,7 +2193,7 @@
                 <w:noProof/>
                 <w:webHidden/>
               </w:rPr>
-              <w:instrText xml:space="preserve"> PAGEREF _Toc224449492 \h </w:instrText>
+              <w:instrText xml:space="preserve"> PAGEREF _Toc224655880 \h </w:instrText>
             </w:r>
             <w:r>
               <w:rPr>
@@ -947,7 +2241,7 @@
               <w14:ligatures w14:val="standardContextual"/>
             </w:rPr>
           </w:pPr>
-          <w:hyperlink w:anchor="_Toc224449493" w:history="1">
+          <w:hyperlink w:anchor="_Toc224655881" w:history="1">
             <w:r>
               <w:rPr>
                 <w:rStyle w:val="Lienhypertexte"/>
@@ -993,7 +2287,7 @@
                 <w:noProof/>
                 <w:webHidden/>
               </w:rPr>
-              <w:instrText xml:space="preserve"> PAGEREF _Toc224449493 \h </w:instrText>
+              <w:instrText xml:space="preserve"> PAGEREF _Toc224655881 \h </w:instrText>
             </w:r>
             <w:r>
               <w:rPr>
@@ -1041,7 +2335,7 @@
               <w14:ligatures w14:val="standardContextual"/>
             </w:rPr>
           </w:pPr>
-          <w:hyperlink w:anchor="_Toc224449494" w:history="1">
+          <w:hyperlink w:anchor="_Toc224655882" w:history="1">
             <w:r>
               <w:rPr>
                 <w:rStyle w:val="Lienhypertexte"/>
@@ -1066,7 +2360,7 @@
                 <w:rStyle w:val="Lienhypertexte"/>
                 <w:noProof/>
               </w:rPr>
-              <w:t>Plan de déployement</w:t>
+              <w:t>Plan de déploiement</w:t>
             </w:r>
             <w:r>
               <w:rPr>
@@ -1087,7 +2381,7 @@
                 <w:noProof/>
                 <w:webHidden/>
               </w:rPr>
-              <w:instrText xml:space="preserve"> PAGEREF _Toc224449494 \h </w:instrText>
+              <w:instrText xml:space="preserve"> PAGEREF _Toc224655882 \h </w:instrText>
             </w:r>
             <w:r>
               <w:rPr>
@@ -1135,7 +2429,7 @@
               <w14:ligatures w14:val="standardContextual"/>
             </w:rPr>
           </w:pPr>
-          <w:hyperlink w:anchor="_Toc224449495" w:history="1">
+          <w:hyperlink w:anchor="_Toc224655883" w:history="1">
             <w:r>
               <w:rPr>
                 <w:rStyle w:val="Lienhypertexte"/>
@@ -1160,6 +2454,100 @@
                 <w:rStyle w:val="Lienhypertexte"/>
                 <w:noProof/>
               </w:rPr>
+              <w:t>Conclusion</w:t>
+            </w:r>
+            <w:r>
+              <w:rPr>
+                <w:noProof/>
+                <w:webHidden/>
+              </w:rPr>
+              <w:tab/>
+            </w:r>
+            <w:r>
+              <w:rPr>
+                <w:noProof/>
+                <w:webHidden/>
+              </w:rPr>
+              <w:fldChar w:fldCharType="begin"/>
+            </w:r>
+            <w:r>
+              <w:rPr>
+                <w:noProof/>
+                <w:webHidden/>
+              </w:rPr>
+              <w:instrText xml:space="preserve"> PAGEREF _Toc224655883 \h </w:instrText>
+            </w:r>
+            <w:r>
+              <w:rPr>
+                <w:noProof/>
+                <w:webHidden/>
+              </w:rPr>
+            </w:r>
+            <w:r>
+              <w:rPr>
+                <w:noProof/>
+                <w:webHidden/>
+              </w:rPr>
+              <w:fldChar w:fldCharType="separate"/>
+            </w:r>
+            <w:r>
+              <w:rPr>
+                <w:noProof/>
+                <w:webHidden/>
+              </w:rPr>
+              <w:t>10</w:t>
+            </w:r>
+            <w:r>
+              <w:rPr>
+                <w:noProof/>
+                <w:webHidden/>
+              </w:rPr>
+              <w:fldChar w:fldCharType="end"/>
+            </w:r>
+          </w:hyperlink>
+        </w:p>
+        <w:p>
+          <w:pPr>
+            <w:pStyle w:val="TM1"/>
+            <w:tabs>
+              <w:tab w:val="left" w:pos="400"/>
+              <w:tab w:val="right" w:leader="dot" w:pos="8947"/>
+            </w:tabs>
+            <w:rPr>
+              <w:rFonts w:asciiTheme="minorHAnsi" w:eastAsiaTheme="minorEastAsia" w:hAnsiTheme="minorHAnsi"/>
+              <w:noProof/>
+              <w:kern w:val="2"/>
+              <w:sz w:val="24"/>
+              <w:szCs w:val="24"/>
+              <w:lang w:eastAsia="fr-CH"/>
+              <w14:ligatures w14:val="standardContextual"/>
+            </w:rPr>
+          </w:pPr>
+          <w:hyperlink w:anchor="_Toc224655884" w:history="1">
+            <w:r>
+              <w:rPr>
+                <w:rStyle w:val="Lienhypertexte"/>
+                <w:noProof/>
+              </w:rPr>
+              <w:t>9</w:t>
+            </w:r>
+            <w:r>
+              <w:rPr>
+                <w:rFonts w:asciiTheme="minorHAnsi" w:eastAsiaTheme="minorEastAsia" w:hAnsiTheme="minorHAnsi"/>
+                <w:noProof/>
+                <w:kern w:val="2"/>
+                <w:sz w:val="24"/>
+                <w:szCs w:val="24"/>
+                <w:lang w:eastAsia="fr-CH"/>
+                <w14:ligatures w14:val="standardContextual"/>
+              </w:rPr>
+              <w:tab/>
+            </w:r>
+            <w:r>
+              <w:rPr>
+                <w:rStyle w:val="Lienhypertexte"/>
+                <w:noProof/>
+              </w:rPr>
               <w:t>Annexes</w:t>
             </w:r>
             <w:r>
@@ -1181,7 +2569,7 @@
                 <w:noProof/>
                 <w:webHidden/>
               </w:rPr>
-              <w:instrText xml:space="preserve"> PAGEREF _Toc224449495 \h </w:instrText>
+              <w:instrText xml:space="preserve"> PAGEREF _Toc224655884 \h </w:instrText>
             </w:r>
             <w:r>
               <w:rPr>
@@ -1217,7 +2605,6 @@
             <w:rPr>
               <w:b/>
               <w:bCs/>
-              <w:lang w:val="fr-FR"/>
             </w:rPr>
             <w:fldChar w:fldCharType="end"/>
           </w:r>
@@ -1243,16 +2630,30 @@
       <w:pPr>
         <w:pStyle w:val="Titre1"/>
       </w:pPr>
-      <w:bookmarkStart w:id="0" w:name="_Toc224449488"/>
+      <w:bookmarkStart w:id="2" w:name="_Toc224655864"/>
       <w:r>
         <w:lastRenderedPageBreak/>
         <w:t>Introduction</w:t>
       </w:r>
-      <w:bookmarkEnd w:id="0"/>
-    </w:p>
-    <w:p>
-      <w:r>
-        <w:t>Le réseau de chauffage à distance (CAD) de la ville de Bulle, exploité par Gruyère Energie SA, compte environ 1300 raccordements et atteint plus de 50 MW en période de grand froid. La forte variabilité de la demande au cours de la journée entraîne des pertes significatives et complique la régulation des sept centrales du réseau. Un projet de pilotage automatique est en cours : il s’appuie sur une simulation numérique du réseau, intégrée au système de contrôle temps réel, pour générer les consignes des centrales. Cette simulation nécessite toutefois une connaissance préalable de l’état futur des consommateurs, à savoir la puissance consommée et la température de retour pour chaque sous-station. La diversité des profils (industriel, résidentiel, puissance faible ou élevée) impose une approche multi-modèles, segmentée par clusters de consommateurs. Ce travail de CAS vise à concevoir et évaluer des modèles prédictifs adaptés à chaque profil, en s’appuyant sur les données historiques et temps réel issues du SCADA (375 raccordements archivés sur plusieurs années) et sur une méthodologie structurée inspirée de CRISP-DM et CRISP-ML(Q)</w:t>
+      <w:bookmarkEnd w:id="2"/>
+    </w:p>
+    <w:p>
+      <w:r>
+        <w:t xml:space="preserve">Le réseau de chauffage à distance (CAD) de la ville de Bulle, exploité par Gruyère Energie SA, compte environ 1300 raccordements et atteint plus de 50 MW en période de grand froid. La forte variabilité de la demande au cours de la journée entraîne des pertes significatives et complique la régulation des sept centrales du réseau. Un projet de pilotage automatique est en cours : il s’appuie sur une simulation numérique du réseau, intégrée au système de contrôle temps réel, pour générer les consignes des centrales. Cette simulation nécessite toutefois une connaissance préalable de l’état futur des consommateurs, à savoir la </w:t>
+      </w:r>
+      <w:commentRangeStart w:id="3"/>
+      <w:r>
+        <w:t xml:space="preserve">puissance consommée et la température de retour </w:t>
+      </w:r>
+      <w:commentRangeEnd w:id="3"/>
+      <w:r>
+        <w:rPr>
+          <w:rStyle w:val="Marquedecommentaire"/>
+        </w:rPr>
+        <w:commentReference w:id="3"/>
+      </w:r>
+      <w:r>
+        <w:t>pour chaque sous-station. La diversité des profils (industriel, résidentiel, puissance faible ou élevée) impose une approche multi-modèles, segmentée par clusters de consommateurs. Ce travail de CAS vise à concevoir et évaluer des modèles prédictifs adaptés à chaque profil, en s’appuyant sur les données historiques et temps réel issues du SCADA (375 raccordements archivés sur plusieurs années) et sur une méthodologie structurée inspirée de CRISP-DM et CRISP-ML(Q)</w:t>
       </w:r>
       <w:r>
         <w:t>.</w:t>
@@ -1277,22 +2678,24 @@
       <w:pPr>
         <w:pStyle w:val="Titre1"/>
       </w:pPr>
-      <w:bookmarkStart w:id="1" w:name="_Toc224449489"/>
+      <w:bookmarkStart w:id="4" w:name="_Toc224655865"/>
       <w:r>
         <w:t>Compréhension métier</w:t>
       </w:r>
-      <w:bookmarkEnd w:id="1"/>
+      <w:bookmarkEnd w:id="4"/>
     </w:p>
     <w:p>
       <w:pPr>
         <w:pStyle w:val="Titre2"/>
       </w:pPr>
+      <w:bookmarkStart w:id="5" w:name="_Toc224655866"/>
       <w:r>
         <w:t xml:space="preserve">Le modèle de </w:t>
       </w:r>
       <w:r>
         <w:t>prédiction</w:t>
       </w:r>
+      <w:bookmarkEnd w:id="5"/>
     </w:p>
     <w:p>
       <w:r>
@@ -1311,7 +2714,15 @@
         <w:t xml:space="preserve">la prédiction de consommation directement dans le SCADA. </w:t>
       </w:r>
       <w:r>
-        <w:t>Des problèmes avec le fournisseur de la solution à menée à l’arrêt d</w:t>
+        <w:t xml:space="preserve">Des problèmes avec le fournisseur de la solution à </w:t>
+      </w:r>
+      <w:proofErr w:type="spellStart"/>
+      <w:r>
+        <w:t>menée</w:t>
+      </w:r>
+      <w:proofErr w:type="spellEnd"/>
+      <w:r>
+        <w:t xml:space="preserve"> à l’arrêt d</w:t>
       </w:r>
       <w:r>
         <w:t xml:space="preserve">e la collaboration sur ce projet. </w:t>
@@ -1336,6 +2747,7 @@
       </w:r>
     </w:p>
     <w:p/>
+    <w:commentRangeStart w:id="6"/>
     <w:p>
       <w:pPr>
         <w:keepNext/>
@@ -1365,11 +2777,18 @@
             <v:path o:extrusionok="f" gradientshapeok="t" o:connecttype="rect"/>
             <o:lock v:ext="edit" aspectratio="t"/>
           </v:shapetype>
-          <v:shape id="_x0000_i1025" type="#_x0000_t75" style="width:342.75pt;height:189pt" o:ole="">
-            <v:imagedata r:id="rId12" o:title=""/>
+          <v:shape id="_x0000_i1025" type="#_x0000_t75" style="width:342.7pt;height:188.95pt" o:ole="">
+            <v:imagedata r:id="rId16" o:title=""/>
           </v:shape>
-          <o:OLEObject Type="Embed" ProgID="Visio.Drawing.15" ShapeID="_x0000_i1025" DrawAspect="Content" ObjectID="_1835086649" r:id="rId13"/>
+          <o:OLEObject Type="Embed" ProgID="Visio.Drawing.15" ShapeID="_x0000_i1025" DrawAspect="Content" ObjectID="_1835283081" r:id="rId17"/>
         </w:object>
+      </w:r>
+      <w:commentRangeEnd w:id="6"/>
+      <w:r>
+        <w:rPr>
+          <w:rStyle w:val="Marquedecommentaire"/>
+        </w:rPr>
+        <w:commentReference w:id="6"/>
       </w:r>
     </w:p>
     <w:p>
@@ -1405,7 +2824,27 @@
     <w:p>
       <w:r>
         <w:lastRenderedPageBreak/>
-        <w:t>Tout l’objectif du projet est d’utiliser la simulation numérique NEPLAN « Model CAD » pour en tirer les futures consignes à appliquer aux centrales de production. Le réseau étant alimenté par des centrales à bois, Celle-ci ayant un temps de réponse long (&lt;1h), il est donc important d’avoir une vision sur les consignes à transmettre suffisamment en avance.</w:t>
+        <w:t xml:space="preserve">Tout l’objectif du projet est d’utiliser la simulation numérique </w:t>
+      </w:r>
+      <w:commentRangeStart w:id="7"/>
+      <w:r>
+        <w:t xml:space="preserve">NEPLAN </w:t>
+      </w:r>
+      <w:commentRangeEnd w:id="7"/>
+      <w:r>
+        <w:rPr>
+          <w:rStyle w:val="Marquedecommentaire"/>
+        </w:rPr>
+        <w:commentReference w:id="7"/>
+      </w:r>
+      <w:r>
+        <w:t>« Model CAD » pour en tirer les futures consignes à appliquer aux centrales de production. Le réseau étant alimenté par des centrales à bois, Celle-ci ayant un temps de réponse long (</w:t>
+      </w:r>
+      <w:r>
+        <w:t>&gt;</w:t>
+      </w:r>
+      <w:r>
+        <w:t>1h), il est donc important d’avoir une vision sur les consignes à transmettre suffisamment en avance.</w:t>
       </w:r>
     </w:p>
     <w:p/>
@@ -1414,7 +2853,11 @@
         <w:t>Dès</w:t>
       </w:r>
       <w:r>
-        <w:t xml:space="preserve"> lors, on comprend l’importance des prédictions de consommation à T</w:t>
+        <w:t xml:space="preserve"> lors, on comprend l’importance des prédictions de consommation à </w:t>
+      </w:r>
+      <w:commentRangeStart w:id="8"/>
+      <w:r>
+        <w:t>T</w:t>
       </w:r>
       <w:r>
         <w:rPr>
@@ -1423,7 +2866,17 @@
         <w:t>0</w:t>
       </w:r>
       <w:r>
-        <w:t>+dt, car elles sont directement ingérées par le modèle numérique du réseau de distribution de chaleur. Celui-ci nécessitant également les données de production des centrales au temps T</w:t>
+        <w:t>+dt</w:t>
+      </w:r>
+      <w:commentRangeEnd w:id="8"/>
+      <w:r>
+        <w:rPr>
+          <w:rStyle w:val="Marquedecommentaire"/>
+        </w:rPr>
+        <w:commentReference w:id="8"/>
+      </w:r>
+      <w:r>
+        <w:t>, car elles sont directement ingérées par le modèle numérique du réseau de distribution de chaleur. Celui-ci nécessitant également les données de production des centrales au temps T</w:t>
       </w:r>
       <w:r>
         <w:rPr>
@@ -1445,9 +2898,11 @@
       <w:pPr>
         <w:pStyle w:val="Titre2"/>
       </w:pPr>
+      <w:bookmarkStart w:id="9" w:name="_Toc224655867"/>
       <w:r>
         <w:t>Modèle NEPLAN</w:t>
       </w:r>
+      <w:bookmarkEnd w:id="9"/>
     </w:p>
     <w:p>
       <w:r>
@@ -1465,7 +2920,22 @@
         <w:ind w:left="714" w:hanging="357"/>
       </w:pPr>
       <w:r>
-        <w:t>Le facteur de consommation spécifique de la sous-station</w:t>
+        <w:t xml:space="preserve">Le facteur de consommation </w:t>
+      </w:r>
+      <w:r>
+        <w:t>(</w:t>
+      </w:r>
+      <w:r>
+        <w:rPr>
+          <w:highlight w:val="yellow"/>
+        </w:rPr>
+        <w:t>définir le nom</w:t>
+      </w:r>
+      <w:r>
+        <w:t xml:space="preserve">) </w:t>
+      </w:r>
+      <w:r>
+        <w:t>spécifique de la sous-station</w:t>
       </w:r>
       <w:r>
         <w:t xml:space="preserve"> à T</w:t>
@@ -1494,7 +2964,22 @@
         <w:t xml:space="preserve"> doit être comprise entre 0 et 1</w:t>
       </w:r>
       <w:r>
-        <w:t xml:space="preserve"> en fonction de la puissance maximale du raccordement (0 =&gt; 0kW / 1 =&gt; Pmax).</w:t>
+        <w:t xml:space="preserve"> en fonction de la puissance maximale du raccordement</w:t>
+      </w:r>
+      <w:r>
+        <w:t xml:space="preserve"> (</w:t>
+      </w:r>
+      <w:r>
+        <w:rPr>
+          <w:highlight w:val="yellow"/>
+        </w:rPr>
+        <w:t>Pmax</w:t>
+      </w:r>
+      <w:r>
+        <w:t>)</w:t>
+      </w:r>
+      <w:r>
+        <w:t xml:space="preserve"> (0 =&gt; 0kW / 1 =&gt; Pmax).</w:t>
       </w:r>
     </w:p>
     <w:p>
@@ -1513,7 +2998,19 @@
         <w:t xml:space="preserve"> </w:t>
       </w:r>
       <w:r>
-        <w:t>à T</w:t>
+        <w:t>(</w:t>
+      </w:r>
+      <w:r>
+        <w:rPr>
+          <w:highlight w:val="yellow"/>
+        </w:rPr>
+        <w:t>définir le nom</w:t>
+      </w:r>
+      <w:r>
+        <w:t>)</w:t>
+      </w:r>
+      <w:r>
+        <w:t xml:space="preserve"> à T</w:t>
       </w:r>
       <w:r>
         <w:rPr>
@@ -1549,6 +3046,21 @@
       </w:r>
       <w:r>
         <w:t xml:space="preserve">L’annexe 1 détaille </w:t>
+      </w:r>
+      <w:r>
+        <w:t xml:space="preserve">davantage comment obtenir ces valeurs. A savoir qu’il y a deux méthodes, l’estimation par des modèles mathématiques </w:t>
+      </w:r>
+      <w:r>
+        <w:t>ou</w:t>
+      </w:r>
+      <w:r>
+        <w:t xml:space="preserve"> pour les installations disposant de données archivées, la prédiction par un modèle de ML.</w:t>
+      </w:r>
+    </w:p>
+    <w:p/>
+    <w:p>
+      <w:r>
+        <w:t>L’annexe 2 détaille d’avantage l’aspect technique et l’interfaçages des données avec le modèle de simulation.</w:t>
       </w:r>
     </w:p>
     <w:p>
@@ -1564,12 +3076,12 @@
       <w:pPr>
         <w:pStyle w:val="Titre1"/>
       </w:pPr>
-      <w:bookmarkStart w:id="2" w:name="_Toc224449490"/>
+      <w:bookmarkStart w:id="10" w:name="_Toc224655868"/>
       <w:r>
         <w:lastRenderedPageBreak/>
         <w:t>Compréhension des données</w:t>
       </w:r>
-      <w:bookmarkEnd w:id="2"/>
+      <w:bookmarkEnd w:id="10"/>
     </w:p>
     <w:p>
       <w:r>
@@ -1595,10 +3107,10 @@
       </w:pPr>
       <w:r>
         <w:object w:dxaOrig="8686" w:dyaOrig="5145" w14:anchorId="64B0F740">
-          <v:shape id="_x0000_i1029" type="#_x0000_t75" style="width:434.25pt;height:257.25pt" o:ole="">
-            <v:imagedata r:id="rId14" o:title=""/>
+          <v:shape id="_x0000_i1026" type="#_x0000_t75" style="width:434.3pt;height:257.45pt" o:ole="">
+            <v:imagedata r:id="rId18" o:title=""/>
           </v:shape>
-          <o:OLEObject Type="Embed" ProgID="Visio.Drawing.15" ShapeID="_x0000_i1029" DrawAspect="Content" ObjectID="_1835086650" r:id="rId15"/>
+          <o:OLEObject Type="Embed" ProgID="Visio.Drawing.15" ShapeID="_x0000_i1026" DrawAspect="Content" ObjectID="_1835283082" r:id="rId19"/>
         </w:object>
       </w:r>
     </w:p>
@@ -1637,16 +3149,38 @@
         <w:t xml:space="preserve">Les données </w:t>
       </w:r>
       <w:r>
-        <w:t xml:space="preserve">provenant du SCADA Lynx </w:t>
+        <w:t xml:space="preserve">provenant du SCADA </w:t>
+      </w:r>
+      <w:commentRangeStart w:id="11"/>
+      <w:r>
+        <w:t xml:space="preserve">Lynx </w:t>
+      </w:r>
+      <w:commentRangeEnd w:id="11"/>
+      <w:r>
+        <w:rPr>
+          <w:rStyle w:val="Marquedecommentaire"/>
+        </w:rPr>
+        <w:commentReference w:id="11"/>
       </w:r>
       <w:r>
         <w:t xml:space="preserve">sont archivées </w:t>
       </w:r>
       <w:r>
-        <w:t>sur des serveurs redondé</w:t>
+        <w:t xml:space="preserve">sur des </w:t>
+      </w:r>
+      <w:commentRangeStart w:id="12"/>
+      <w:r>
+        <w:t>serveurs redondé</w:t>
       </w:r>
       <w:r>
         <w:t>s et protégés par un pare-feu isolant le réseau</w:t>
+      </w:r>
+      <w:commentRangeEnd w:id="12"/>
+      <w:r>
+        <w:rPr>
+          <w:rStyle w:val="Marquedecommentaire"/>
+        </w:rPr>
+        <w:commentReference w:id="12"/>
       </w:r>
       <w:r>
         <w:t xml:space="preserve">. </w:t>
@@ -1747,7 +3281,11 @@
         <w:t>archivage »</w:t>
       </w:r>
       <w:r>
-        <w:t xml:space="preserve"> qui </w:t>
+        <w:t xml:space="preserve"> </w:t>
+      </w:r>
+      <w:commentRangeStart w:id="13"/>
+      <w:r>
+        <w:t xml:space="preserve">qui </w:t>
       </w:r>
       <w:r>
         <w:t xml:space="preserve">contient uniquement des </w:t>
@@ -1780,13 +3318,27 @@
         <w:t xml:space="preserve"> Il est également</w:t>
       </w:r>
       <w:r>
-        <w:t xml:space="preserve"> possible de configurer si l’on souhaite obtenir une valeur moyennée, maximale ou minimale sur cette période. </w:t>
+        <w:t xml:space="preserve"> possible de configurer si l’on souhaite obtenir une valeur moyennée, maximale ou minimale sur cette période</w:t>
+      </w:r>
+      <w:commentRangeEnd w:id="13"/>
+      <w:r>
+        <w:rPr>
+          <w:rStyle w:val="Marquedecommentaire"/>
+        </w:rPr>
+        <w:commentReference w:id="13"/>
+      </w:r>
+      <w:r>
+        <w:t xml:space="preserve">. </w:t>
       </w:r>
       <w:r>
         <w:t>Dans notre cas, nous nous intéresserons principalement</w:t>
       </w:r>
       <w:r>
-        <w:t xml:space="preserve"> aux données archivées. Pour les obtenir, il a fallu créer un script </w:t>
+        <w:t xml:space="preserve"> aux données archivées. </w:t>
+      </w:r>
+      <w:commentRangeStart w:id="14"/>
+      <w:r>
+        <w:t xml:space="preserve">Pour les obtenir, il a fallu créer un script </w:t>
       </w:r>
       <w:proofErr w:type="spellStart"/>
       <w:r>
@@ -1812,7 +3364,17 @@
         <w:t xml:space="preserve">Les fichiers sont ensuite compressés via un .ZIP </w:t>
       </w:r>
       <w:r>
-        <w:t>pour être extrait des machines de production.</w:t>
+        <w:t>pour être extrait des machines de production</w:t>
+      </w:r>
+      <w:commentRangeEnd w:id="14"/>
+      <w:r>
+        <w:rPr>
+          <w:rStyle w:val="Marquedecommentaire"/>
+        </w:rPr>
+        <w:commentReference w:id="14"/>
+      </w:r>
+      <w:r>
+        <w:t>.</w:t>
       </w:r>
       <w:r>
         <w:t xml:space="preserve"> Cependant, pour définir </w:t>
@@ -1866,13 +3428,41 @@
         <w:t xml:space="preserve">Les données </w:t>
       </w:r>
       <w:r>
-        <w:t>tirées de la base de données GIS représente l’</w:t>
+        <w:t xml:space="preserve">tirées de la base de données </w:t>
+      </w:r>
+      <w:commentRangeStart w:id="15"/>
+      <w:r>
+        <w:t xml:space="preserve">GIS </w:t>
+      </w:r>
+      <w:commentRangeEnd w:id="15"/>
+      <w:r>
+        <w:rPr>
+          <w:rStyle w:val="Marquedecommentaire"/>
+        </w:rPr>
+        <w:commentReference w:id="15"/>
+      </w:r>
+      <w:r>
+        <w:t>représente l’</w:t>
       </w:r>
       <w:r>
         <w:t xml:space="preserve">intégralité des installations existantes, </w:t>
       </w:r>
       <w:r>
-        <w:t>à l’instar du superviseur, elle fait office de référence absolue concernant</w:t>
+        <w:t xml:space="preserve">à l’instar du </w:t>
+      </w:r>
+      <w:commentRangeStart w:id="16"/>
+      <w:r>
+        <w:t>superviseur</w:t>
+      </w:r>
+      <w:commentRangeEnd w:id="16"/>
+      <w:r>
+        <w:rPr>
+          <w:rStyle w:val="Marquedecommentaire"/>
+        </w:rPr>
+        <w:commentReference w:id="16"/>
+      </w:r>
+      <w:r>
+        <w:t>, elle fait office de référence absolue concernant</w:t>
       </w:r>
       <w:r>
         <w:t xml:space="preserve"> toutes</w:t>
@@ -1932,10 +3522,24 @@
         <w:t>est utilisé comme nom pour</w:t>
       </w:r>
       <w:r>
-        <w:t xml:space="preserve"> les sous-stations </w:t>
-      </w:r>
-      <w:r>
-        <w:t>dans la supervision, ce qui permet d</w:t>
+        <w:t xml:space="preserve"> les </w:t>
+      </w:r>
+      <w:commentRangeStart w:id="17"/>
+      <w:r>
+        <w:t xml:space="preserve">sous-stations </w:t>
+      </w:r>
+      <w:r>
+        <w:t>dans la supervision</w:t>
+      </w:r>
+      <w:commentRangeEnd w:id="17"/>
+      <w:r>
+        <w:rPr>
+          <w:rStyle w:val="Marquedecommentaire"/>
+        </w:rPr>
+        <w:commentReference w:id="17"/>
+      </w:r>
+      <w:r>
+        <w:t>, ce qui permet d</w:t>
       </w:r>
       <w:r>
         <w:t>e</w:t>
@@ -1953,7 +3557,15 @@
         <w:t xml:space="preserve">les principaux types de consommateurs connectés au réseau de distribution de chaleur. </w:t>
       </w:r>
       <w:r>
-        <w:t>Des cluster prédéfinis ont permit de répartir les Sous-stations CAD selon ces règles :</w:t>
+        <w:t xml:space="preserve">Des cluster prédéfinis ont </w:t>
+      </w:r>
+      <w:proofErr w:type="spellStart"/>
+      <w:r>
+        <w:t>permit</w:t>
+      </w:r>
+      <w:proofErr w:type="spellEnd"/>
+      <w:r>
+        <w:t xml:space="preserve"> de répartir les Sous-stations CAD selon ces règles :</w:t>
       </w:r>
     </w:p>
     <w:p/>
@@ -1965,6 +3577,7 @@
           <w:numId w:val="36"/>
         </w:numPr>
       </w:pPr>
+      <w:commentRangeStart w:id="18"/>
       <w:r>
         <w:t>SST non remontées (SST2.0) - U_NO_EGID absent du DF LYNX :</w:t>
       </w:r>
@@ -2082,14 +3695,18 @@
       <w:r>
         <w:t xml:space="preserve"> 6 : U_PUISSANCE &gt;= 100kW ET U_PROD_ECS = 1</w:t>
       </w:r>
+      <w:commentRangeEnd w:id="18"/>
+      <w:r>
+        <w:rPr>
+          <w:rStyle w:val="Marquedecommentaire"/>
+        </w:rPr>
+        <w:commentReference w:id="18"/>
+      </w:r>
     </w:p>
     <w:p/>
     <w:p>
       <w:r>
-        <w:t xml:space="preserve">Ne disposant pas de données archivées pour les clusters 1 et 2, ils seront modélisés selon une fonction linéaire définie dans l’annexe 1. Seules les installations des cluster 3 à 6 </w:t>
-      </w:r>
-      <w:r>
-        <w:t>feront l’objet de prédictions via un modèle ML</w:t>
+        <w:t>Ne disposant pas de données archivées pour les clusters 1 et 2, ils seront modélisés selon une fonction linéaire définie dans l’annexe 1. Seules les installations des cluster 3 à 6 feront l’objet de prédictions via un modèle ML</w:t>
       </w:r>
       <w:r>
         <w:t>.</w:t>
@@ -2101,25 +3718,46 @@
         <w:t xml:space="preserve">Ces clusters permettent de regrouper </w:t>
       </w:r>
       <w:r>
-        <w:t>les installations en fonction de leur comportement sur le réseau. En effet, les installations disposant d’un ECS on tendances à générer des pics de puissance aléatoirement selon les moments où l’installation à besoin de charger l’accumulateur d’eau chaude sanitaire. D’autre part, les installations de plus de 100kW on un plus grand impact sur le réseau et devront faire l’objet de prédictions plus précises.</w:t>
+        <w:t xml:space="preserve">les installations en fonction de leur comportement sur le réseau. En effet, les installations disposant d’un </w:t>
+      </w:r>
+      <w:commentRangeStart w:id="19"/>
+      <w:r>
+        <w:t xml:space="preserve">ECS </w:t>
+      </w:r>
+      <w:commentRangeEnd w:id="19"/>
+      <w:r>
+        <w:rPr>
+          <w:rStyle w:val="Marquedecommentaire"/>
+        </w:rPr>
+        <w:commentReference w:id="19"/>
+      </w:r>
+      <w:r>
+        <w:t xml:space="preserve">on tendances à générer des pics de puissance aléatoirement selon les moments où l’installation à besoin de charger l’accumulateur d’eau chaude sanitaire. D’autre part, les installations de plus de 100kW </w:t>
+      </w:r>
+      <w:proofErr w:type="spellStart"/>
+      <w:r>
+        <w:t>on</w:t>
+      </w:r>
+      <w:proofErr w:type="spellEnd"/>
+      <w:r>
+        <w:t xml:space="preserve"> un plus grand impact sur le réseau et devront faire l’objet de prédictions plus précises.</w:t>
       </w:r>
     </w:p>
     <w:p/>
     <w:p>
       <w:r>
-        <w:t xml:space="preserve">Parmi les </w:t>
-      </w:r>
-      <w:r>
-        <w:t xml:space="preserve">1238 </w:t>
-      </w:r>
-      <w:r>
-        <w:t xml:space="preserve">raccordements </w:t>
-      </w:r>
-      <w:r>
-        <w:t>369</w:t>
-      </w:r>
-      <w:r>
-        <w:t xml:space="preserve"> sont remontés </w:t>
+        <w:t xml:space="preserve">Parmi les 1238 raccordements 369 sont </w:t>
+      </w:r>
+      <w:commentRangeStart w:id="20"/>
+      <w:r>
+        <w:t xml:space="preserve">remontés </w:t>
+      </w:r>
+      <w:commentRangeEnd w:id="20"/>
+      <w:r>
+        <w:rPr>
+          <w:rStyle w:val="Marquedecommentaire"/>
+        </w:rPr>
+        <w:commentReference w:id="20"/>
       </w:r>
       <w:r>
         <w:t xml:space="preserve">et </w:t>
@@ -2161,7 +3799,7 @@
                     </pic:cNvPicPr>
                   </pic:nvPicPr>
                   <pic:blipFill>
-                    <a:blip r:embed="rId16" cstate="print">
+                    <a:blip r:embed="rId20" cstate="print">
                       <a:extLst>
                         <a:ext uri="{28A0092B-C50C-407E-A947-70E740481C1C}">
                           <a14:useLocalDpi xmlns:a14="http://schemas.microsoft.com/office/drawing/2010/main" val="0"/>
@@ -2220,7 +3858,24 @@
         <w:fldChar w:fldCharType="end"/>
       </w:r>
       <w:r>
-        <w:t xml:space="preserve"> : Rapport sur les installations archivées</w:t>
+        <w:t xml:space="preserve"> : Rapport sur les </w:t>
+      </w:r>
+      <w:commentRangeStart w:id="21"/>
+      <w:r>
+        <w:t>installations</w:t>
+      </w:r>
+      <w:commentRangeEnd w:id="21"/>
+      <w:r>
+        <w:rPr>
+          <w:rStyle w:val="Marquedecommentaire"/>
+          <w:b w:val="0"/>
+          <w:bCs w:val="0"/>
+          <w:color w:val="auto"/>
+        </w:rPr>
+        <w:commentReference w:id="21"/>
+      </w:r>
+      <w:r>
+        <w:t xml:space="preserve"> archivées</w:t>
       </w:r>
     </w:p>
     <w:p>
@@ -2236,12 +3891,12 @@
       <w:pPr>
         <w:pStyle w:val="Titre1"/>
       </w:pPr>
-      <w:bookmarkStart w:id="3" w:name="_Toc224449491"/>
+      <w:bookmarkStart w:id="22" w:name="_Toc224655869"/>
       <w:r>
         <w:lastRenderedPageBreak/>
         <w:t>Préparation des données</w:t>
       </w:r>
-      <w:bookmarkEnd w:id="3"/>
+      <w:bookmarkEnd w:id="22"/>
     </w:p>
     <w:p>
       <w:r>
@@ -2252,9 +3907,11 @@
       <w:pPr>
         <w:pStyle w:val="Titre2"/>
       </w:pPr>
+      <w:bookmarkStart w:id="23" w:name="_Toc224655870"/>
       <w:r>
         <w:t>Export de la liste des tables d’archivage lynx</w:t>
       </w:r>
+      <w:bookmarkEnd w:id="23"/>
     </w:p>
     <w:p>
       <w:r>
@@ -2284,6 +3941,7 @@
           <w:szCs w:val="16"/>
         </w:rPr>
       </w:pPr>
+      <w:commentRangeStart w:id="24"/>
       <w:proofErr w:type="spellStart"/>
       <w:proofErr w:type="gramStart"/>
       <w:r>
@@ -2674,14 +4332,12 @@
         <w:rPr>
           <w:sz w:val="16"/>
           <w:szCs w:val="16"/>
-          <w:lang w:val="en-GB"/>
         </w:rPr>
       </w:pPr>
       <w:r>
         <w:rPr>
           <w:sz w:val="16"/>
           <w:szCs w:val="16"/>
-          <w:lang w:val="en-GB"/>
         </w:rPr>
         <w:t xml:space="preserve">ORDER BY </w:t>
       </w:r>
@@ -2690,7 +4346,6 @@
         <w:rPr>
           <w:sz w:val="16"/>
           <w:szCs w:val="16"/>
-          <w:lang w:val="en-GB"/>
         </w:rPr>
         <w:t>techant.ref_ouvrage</w:t>
       </w:r>
@@ -2699,7 +4354,6 @@
         <w:rPr>
           <w:sz w:val="16"/>
           <w:szCs w:val="16"/>
-          <w:lang w:val="en-GB"/>
         </w:rPr>
         <w:t xml:space="preserve">) </w:t>
       </w:r>
@@ -2710,52 +4364,76 @@
         <w:rPr>
           <w:sz w:val="16"/>
           <w:szCs w:val="16"/>
-          <w:lang w:val="en-GB"/>
         </w:rPr>
       </w:pPr>
       <w:r>
         <w:rPr>
           <w:sz w:val="16"/>
           <w:szCs w:val="16"/>
-          <w:lang w:val="en-GB"/>
-        </w:rPr>
-        <w:t xml:space="preserve">TO '/usr1/LYNX/client/sami8/FICHIER/extraction_techant.csv' With CSV DELIMITER ';' HEADER;" </w:t>
-      </w:r>
-      <w:proofErr w:type="spellStart"/>
+        </w:rPr>
+        <w:t xml:space="preserve">TO '/usr1/LYNX/client/sami8/FICHIER/extraction_techant.csv' With CSV DELIMITER </w:t>
+      </w:r>
+      <w:proofErr w:type="gramStart"/>
       <w:r>
         <w:rPr>
           <w:sz w:val="16"/>
           <w:szCs w:val="16"/>
-          <w:lang w:val="en-GB"/>
+        </w:rPr>
+        <w:t>';</w:t>
+      </w:r>
+      <w:proofErr w:type="gramEnd"/>
+      <w:r>
+        <w:rPr>
+          <w:sz w:val="16"/>
+          <w:szCs w:val="16"/>
+        </w:rPr>
+        <w:t xml:space="preserve">' </w:t>
+      </w:r>
+      <w:proofErr w:type="gramStart"/>
+      <w:r>
+        <w:rPr>
+          <w:sz w:val="16"/>
+          <w:szCs w:val="16"/>
+        </w:rPr>
+        <w:t>HEADER;</w:t>
+      </w:r>
+      <w:proofErr w:type="gramEnd"/>
+      <w:r>
+        <w:rPr>
+          <w:sz w:val="16"/>
+          <w:szCs w:val="16"/>
+        </w:rPr>
+        <w:t xml:space="preserve">" </w:t>
+      </w:r>
+      <w:proofErr w:type="spellStart"/>
+      <w:r>
+        <w:rPr>
+          <w:sz w:val="16"/>
+          <w:szCs w:val="16"/>
         </w:rPr>
         <w:t>lynxdb</w:t>
       </w:r>
+      <w:commentRangeEnd w:id="24"/>
       <w:proofErr w:type="spellEnd"/>
-    </w:p>
-    <w:p>
-      <w:pPr>
-        <w:rPr>
-          <w:lang w:val="en-GB"/>
-        </w:rPr>
-      </w:pPr>
-    </w:p>
+      <w:r>
+        <w:rPr>
+          <w:rStyle w:val="Marquedecommentaire"/>
+        </w:rPr>
+        <w:commentReference w:id="24"/>
+      </w:r>
+    </w:p>
+    <w:p/>
     <w:p>
       <w:r>
         <w:t>Celle-ci permet</w:t>
       </w:r>
       <w:r>
-        <w:t xml:space="preserve">, </w:t>
-      </w:r>
-      <w:r>
-        <w:t>en une commande d’obtenir la liste des tables d’archivages LYNX.</w:t>
-      </w:r>
-    </w:p>
-    <w:p>
-      <w:r>
-        <w:t xml:space="preserve">Cette liste doit être déposée dans : </w:t>
-      </w:r>
-      <w:r>
-        <w:t>2_Program\0_Data\0_Raw\</w:t>
+        <w:t>, en une commande d’obtenir la liste des tables d’archivages LYNX.</w:t>
+      </w:r>
+    </w:p>
+    <w:p>
+      <w:r>
+        <w:t>Cette liste doit être déposée dans : 2_Program\0_Data\0_Raw\</w:t>
       </w:r>
       <w:proofErr w:type="spellStart"/>
       <w:r>
@@ -2767,11 +4445,14 @@
       <w:pPr>
         <w:pStyle w:val="Titre2"/>
       </w:pPr>
+      <w:bookmarkStart w:id="25" w:name="_Toc224655871"/>
       <w:r>
         <w:t>Export des données GIS des sous stations.</w:t>
       </w:r>
-    </w:p>
-    <w:p>
+      <w:bookmarkEnd w:id="25"/>
+    </w:p>
+    <w:p>
+      <w:commentRangeStart w:id="26"/>
       <w:r>
         <w:t>Cette action est réalisée par le superviseur de la base de données GIS lors de l’import des nouvelles SST CAD dans le SCADA. Le fichier est, selon la procédure, mis à jour ici :</w:t>
       </w:r>
@@ -2780,7 +4461,7 @@
       <w:pPr>
         <w:jc w:val="left"/>
       </w:pPr>
-      <w:hyperlink r:id="rId17" w:history="1">
+      <w:hyperlink r:id="rId21" w:history="1">
         <w:r>
           <w:rPr>
             <w:rStyle w:val="Lienhypertexte"/>
@@ -2799,65 +4480,98 @@
         <w:jc w:val="left"/>
       </w:pPr>
       <w:r>
-        <w:t xml:space="preserve">Il doit ensuite être déposé dans le répertoire : </w:t>
-      </w:r>
-      <w:r>
-        <w:t>2_Program\0_Data\0_Raw\</w:t>
+        <w:t>Il doit ensuite être déposé dans le répertoire : 2_Program\0_Data\0_Raw\</w:t>
       </w:r>
       <w:proofErr w:type="spellStart"/>
       <w:r>
         <w:t>RefFiles</w:t>
       </w:r>
+      <w:commentRangeEnd w:id="26"/>
       <w:proofErr w:type="spellEnd"/>
+      <w:r>
+        <w:rPr>
+          <w:rStyle w:val="Marquedecommentaire"/>
+        </w:rPr>
+        <w:commentReference w:id="26"/>
+      </w:r>
     </w:p>
     <w:p>
       <w:pPr>
         <w:pStyle w:val="Titre2"/>
       </w:pPr>
-      <w:r>
-        <w:t>Identification des S</w:t>
+      <w:bookmarkStart w:id="27" w:name="_Toc224655872"/>
+      <w:r>
+        <w:t xml:space="preserve">Identification des </w:t>
+      </w:r>
+      <w:commentRangeStart w:id="28"/>
+      <w:r>
+        <w:t>S</w:t>
       </w:r>
       <w:r>
         <w:t>ST</w:t>
       </w:r>
       <w:r>
-        <w:t xml:space="preserve"> archivées</w:t>
-      </w:r>
+        <w:t xml:space="preserve"> </w:t>
+      </w:r>
+      <w:commentRangeEnd w:id="28"/>
+      <w:r>
+        <w:rPr>
+          <w:rStyle w:val="Marquedecommentaire"/>
+          <w:rFonts w:eastAsiaTheme="minorHAnsi" w:cstheme="minorBidi"/>
+          <w:b w:val="0"/>
+          <w:bCs w:val="0"/>
+          <w:color w:val="auto"/>
+        </w:rPr>
+        <w:commentReference w:id="28"/>
+      </w:r>
+      <w:r>
+        <w:t>archivées</w:t>
+      </w:r>
+      <w:bookmarkEnd w:id="27"/>
     </w:p>
     <w:p>
       <w:r>
         <w:t>L</w:t>
       </w:r>
       <w:r>
-        <w:t xml:space="preserve">es SST n’étant de loin pas toutes archivées, il faut identifier les installations de la base de données GIS qui sont présentes dans la liste des tables archivées LYNX. Celle-ci sont identifiées grâce au numéro EGID composant le nom de l’ouvrage de chacune des SST dans le SCADA. </w:t>
+        <w:t xml:space="preserve">es SST n’étant de loin pas toutes archivées, il faut identifier les installations de la base de données GIS qui sont présentes dans la liste des tables archivées </w:t>
+      </w:r>
+      <w:commentRangeStart w:id="29"/>
+      <w:r>
+        <w:t>LYNX</w:t>
+      </w:r>
+      <w:commentRangeEnd w:id="29"/>
+      <w:r>
+        <w:rPr>
+          <w:rStyle w:val="Marquedecommentaire"/>
+        </w:rPr>
+        <w:commentReference w:id="29"/>
+      </w:r>
+      <w:r>
+        <w:t xml:space="preserve">. Celle-ci sont identifiées grâce au numéro EGID composant le nom de l’ouvrage de chacune des SST dans le SCADA. </w:t>
+      </w:r>
+    </w:p>
+    <w:p>
+      <w:commentRangeStart w:id="30"/>
+    </w:p>
+    <w:p>
+      <w:r>
+        <w:t>Concrètement, cela est réalisé par le script suivant :</w:t>
+      </w:r>
+    </w:p>
+    <w:p>
+      <w:r>
+        <w:t>2_Program\0_Data\Filter_Techant.py</w:t>
+      </w:r>
+      <w:commentRangeEnd w:id="30"/>
+      <w:r>
+        <w:rPr>
+          <w:rStyle w:val="Marquedecommentaire"/>
+        </w:rPr>
+        <w:commentReference w:id="30"/>
       </w:r>
     </w:p>
     <w:p/>
-    <w:p>
-      <w:r>
-        <w:t>Concrètement, cela est réalisé par le script suivant :</w:t>
-      </w:r>
-    </w:p>
-    <w:p>
-      <w:pPr>
-        <w:rPr>
-          <w:lang w:val="en-GB"/>
-        </w:rPr>
-      </w:pPr>
-      <w:r>
-        <w:rPr>
-          <w:lang w:val="en-GB"/>
-        </w:rPr>
-        <w:t>2_Program\0_Data\Filter_Techant.py</w:t>
-      </w:r>
-    </w:p>
-    <w:p>
-      <w:pPr>
-        <w:rPr>
-          <w:lang w:val="en-GB"/>
-        </w:rPr>
-      </w:pPr>
-    </w:p>
     <w:p>
       <w:r>
         <w:t xml:space="preserve">Les tables d’archivages LYNX n’étant pas composées uniquement de SST CAD, il doit d’abord </w:t>
@@ -2964,6 +4678,7 @@
                 <w:szCs w:val="16"/>
               </w:rPr>
             </w:pPr>
+            <w:commentRangeStart w:id="31"/>
             <w:proofErr w:type="spellStart"/>
             <w:r>
               <w:rPr>
@@ -2995,6 +4710,13 @@
                 <w:szCs w:val="16"/>
               </w:rPr>
               <w:t>.</w:t>
+            </w:r>
+            <w:commentRangeEnd w:id="31"/>
+            <w:r>
+              <w:rPr>
+                <w:rStyle w:val="Marquedecommentaire"/>
+              </w:rPr>
+              <w:commentReference w:id="31"/>
             </w:r>
           </w:p>
         </w:tc>
@@ -3029,12 +4751,20 @@
                 <w:szCs w:val="16"/>
               </w:rPr>
             </w:pPr>
+            <w:commentRangeStart w:id="32"/>
             <w:r>
               <w:rPr>
                 <w:sz w:val="16"/>
                 <w:szCs w:val="16"/>
               </w:rPr>
               <w:t>DATATYPE</w:t>
+            </w:r>
+            <w:commentRangeEnd w:id="32"/>
+            <w:r>
+              <w:rPr>
+                <w:rStyle w:val="Marquedecommentaire"/>
+              </w:rPr>
+              <w:commentReference w:id="32"/>
             </w:r>
           </w:p>
         </w:tc>
@@ -3464,128 +5194,106 @@
         </w:tc>
       </w:tr>
     </w:tbl>
+    <w:p>
+      <w:commentRangeStart w:id="33"/>
+      <w:commentRangeEnd w:id="33"/>
+      <w:r>
+        <w:rPr>
+          <w:rStyle w:val="Marquedecommentaire"/>
+        </w:rPr>
+        <w:commentReference w:id="33"/>
+      </w:r>
+    </w:p>
+    <w:p>
+      <w:r>
+        <w:t xml:space="preserve">Chaque </w:t>
+      </w:r>
+      <w:r>
+        <w:t>DATATYPE</w:t>
+      </w:r>
+      <w:r>
+        <w:t xml:space="preserve"> dispose ensuite d’un fichier listant l’intégralité des objets disponibles dans la base de données « archivage ». Ces fichiers CSV sont prêts à être utilisés comme configuration pour le script d’export des tables au chapitre suivant.</w:t>
+      </w:r>
+    </w:p>
+    <w:p>
+      <w:pPr>
+        <w:pStyle w:val="Titre2"/>
+      </w:pPr>
+      <w:bookmarkStart w:id="34" w:name="_Toc224655873"/>
+      <w:r>
+        <w:t>Export des tables d’archivage lynx</w:t>
+      </w:r>
+      <w:bookmarkEnd w:id="34"/>
+    </w:p>
+    <w:p>
+      <w:r>
+        <w:t>Pour l’export des tables d’archivage LYNX, un script d’export générique déjà en partie développé, a été récupéré et amélioré durant le travail de CAS.</w:t>
+      </w:r>
+      <w:r>
+        <w:t xml:space="preserve"> Celui-ci se trouve dans :</w:t>
+      </w:r>
+    </w:p>
+    <w:p>
+      <w:commentRangeStart w:id="35"/>
+      <w:r>
+        <w:t>2_Program\0_Data\0_Raw\</w:t>
+      </w:r>
+      <w:proofErr w:type="spellStart"/>
+      <w:r>
+        <w:t>liste_techant</w:t>
+      </w:r>
+      <w:proofErr w:type="spellEnd"/>
+      <w:r>
+        <w:t xml:space="preserve"> </w:t>
+      </w:r>
+      <w:commentRangeEnd w:id="35"/>
+      <w:r>
+        <w:rPr>
+          <w:rStyle w:val="Marquedecommentaire"/>
+        </w:rPr>
+        <w:commentReference w:id="35"/>
+      </w:r>
+    </w:p>
     <w:p/>
     <w:p>
       <w:r>
-        <w:t xml:space="preserve">Chaque </w:t>
-      </w:r>
-      <w:r>
-        <w:t>DATATYPE</w:t>
-      </w:r>
-      <w:r>
-        <w:t xml:space="preserve"> dispose ensuite d’un fichier listant l’intégralité des objets disponibles dans la base de données « archivage ». Ces fichiers CSV sont prêts à être utilisés comme configuration pour le script d’export des tables au chapitre suivant.</w:t>
+        <w:t xml:space="preserve">Le script retourne un fichier .zip contenant un CSV par table demandée. A l’heure actuelle, cela représente 738 </w:t>
+      </w:r>
+      <w:r>
+        <w:t>fichiers</w:t>
+      </w:r>
+      <w:r>
+        <w:t>.</w:t>
       </w:r>
     </w:p>
     <w:p>
       <w:pPr>
         <w:pStyle w:val="Titre2"/>
       </w:pPr>
-      <w:r>
-        <w:t>Export des tables d’archivage lynx</w:t>
-      </w:r>
-    </w:p>
-    <w:p>
-      <w:r>
-        <w:t>Pour l’export des tables d’archivage LYNX, un script d’export générique déjà en partie développé, a été récupéré et amélioré durant le travail de CAS.</w:t>
-      </w:r>
-      <w:r>
-        <w:t xml:space="preserve"> Celui-ci se trouve dans :</w:t>
-      </w:r>
-    </w:p>
-    <w:p>
-      <w:pPr>
-        <w:rPr>
-          <w:lang w:val="en-GB"/>
-        </w:rPr>
-      </w:pPr>
-      <w:r>
-        <w:rPr>
-          <w:lang w:val="en-GB"/>
-        </w:rPr>
-        <w:t>2_Program\0_Data\0_Raw\</w:t>
+      <w:bookmarkStart w:id="36" w:name="_Toc224655874"/>
+      <w:r>
+        <w:t xml:space="preserve">Import des tables d’archivages dans </w:t>
+      </w:r>
+      <w:r>
+        <w:t>un data frame structur</w:t>
+      </w:r>
+      <w:r>
+        <w:t>e</w:t>
+      </w:r>
+      <w:bookmarkEnd w:id="36"/>
+    </w:p>
+    <w:p>
+      <w:commentRangeStart w:id="37"/>
+      <w:r>
+        <w:t xml:space="preserve">Il faut ensuite importer les </w:t>
       </w:r>
       <w:proofErr w:type="spellStart"/>
       <w:r>
-        <w:rPr>
-          <w:lang w:val="en-GB"/>
-        </w:rPr>
-        <w:t>liste_techant</w:t>
+        <w:t>fichers</w:t>
       </w:r>
       <w:proofErr w:type="spellEnd"/>
       <w:r>
-        <w:rPr>
-          <w:lang w:val="en-GB"/>
-        </w:rPr>
-        <w:t xml:space="preserve"> </w:t>
-      </w:r>
-    </w:p>
-    <w:p>
-      <w:pPr>
-        <w:rPr>
-          <w:lang w:val="en-GB"/>
-        </w:rPr>
-      </w:pPr>
-    </w:p>
-    <w:p>
-      <w:r>
-        <w:t>Le script retourne un f</w:t>
-      </w:r>
-      <w:r>
-        <w:t xml:space="preserve">ichier .zip contenant un CSV par table demandée. A l’heure actuelle, cela représente 738 </w:t>
-      </w:r>
-      <w:r>
-        <w:t>fichiers</w:t>
-      </w:r>
-      <w:r>
-        <w:t>.</w:t>
-      </w:r>
-    </w:p>
-    <w:p>
-      <w:pPr>
-        <w:pStyle w:val="Titre2"/>
-      </w:pPr>
-      <w:r>
-        <w:t xml:space="preserve">Import des tables d’archivages dans </w:t>
-      </w:r>
-      <w:r>
-        <w:t>un data frame structur</w:t>
-      </w:r>
-      <w:r>
-        <w:t>e</w:t>
-      </w:r>
-    </w:p>
-    <w:p>
-      <w:r>
-        <w:t>Il faut ensuite</w:t>
-      </w:r>
-      <w:r>
-        <w:t xml:space="preserve"> importer</w:t>
-      </w:r>
-      <w:r>
-        <w:t xml:space="preserve"> les </w:t>
-      </w:r>
-      <w:proofErr w:type="spellStart"/>
-      <w:r>
-        <w:t>fichers</w:t>
-      </w:r>
-      <w:proofErr w:type="spellEnd"/>
-      <w:r>
-        <w:t xml:space="preserve"> CSV exporté</w:t>
-      </w:r>
-      <w:r>
-        <w:t xml:space="preserve"> dans un data frame afin de traiter</w:t>
-      </w:r>
-      <w:r>
-        <w:t xml:space="preserve"> leurs informations plus efficacement</w:t>
-      </w:r>
-      <w:r>
-        <w:t>. Les fichiers</w:t>
-      </w:r>
-      <w:r>
-        <w:t xml:space="preserve"> CSV</w:t>
-      </w:r>
-      <w:r>
-        <w:t xml:space="preserve"> sont tous composés de 3 colonnes :</w:t>
+        <w:t xml:space="preserve"> CSV exporté dans un data frame afin de traiter leurs informations plus efficacement. Les fichiers CSV sont tous composés de 3 colonnes :</w:t>
       </w:r>
     </w:p>
     <w:p>
@@ -3639,11 +5347,27 @@
       <w:r>
         <w:t>=0.</w:t>
       </w:r>
+      <w:commentRangeEnd w:id="37"/>
+      <w:r>
+        <w:rPr>
+          <w:rStyle w:val="Marquedecommentaire"/>
+        </w:rPr>
+        <w:commentReference w:id="37"/>
+      </w:r>
     </w:p>
     <w:p/>
     <w:p>
-      <w:r>
-        <w:t>Le script à donc comme tâche de :</w:t>
+      <w:commentRangeStart w:id="38"/>
+      <w:r>
+        <w:t xml:space="preserve">Le script </w:t>
+      </w:r>
+      <w:proofErr w:type="spellStart"/>
+      <w:r>
+        <w:t>à</w:t>
+      </w:r>
+      <w:proofErr w:type="spellEnd"/>
+      <w:r>
+        <w:t xml:space="preserve"> donc comme tâche de :</w:t>
       </w:r>
     </w:p>
     <w:p>
@@ -3694,13 +5418,7 @@
         <w:jc w:val="left"/>
       </w:pPr>
       <w:r>
-        <w:t xml:space="preserve">Importer chacune des colonnes </w:t>
-      </w:r>
-      <w:r>
-        <w:t>« {EGID}_{DATATYPE} »</w:t>
-      </w:r>
-      <w:r>
-        <w:t xml:space="preserve"> en conservant leur nom comme en-tête.</w:t>
+        <w:t>Importer chacune des colonnes « {EGID}_{DATATYPE} » en conservant leur nom comme en-tête.</w:t>
       </w:r>
     </w:p>
     <w:p>
@@ -3730,9 +5448,25 @@
       </w:r>
       <w:r>
         <w:br/>
-      </w:r>
-      <w:r>
-        <w:t>2_Program\0_Data\1_Structured</w:t>
+        <w:t>2_Program\0_Data\1_</w:t>
+      </w:r>
+      <w:commentRangeStart w:id="39"/>
+      <w:r>
+        <w:t>Structured</w:t>
+      </w:r>
+      <w:commentRangeEnd w:id="38"/>
+      <w:r>
+        <w:rPr>
+          <w:rStyle w:val="Marquedecommentaire"/>
+        </w:rPr>
+        <w:commentReference w:id="38"/>
+      </w:r>
+      <w:commentRangeEnd w:id="39"/>
+      <w:r>
+        <w:rPr>
+          <w:rStyle w:val="Marquedecommentaire"/>
+        </w:rPr>
+        <w:commentReference w:id="39"/>
       </w:r>
     </w:p>
     <w:p/>
@@ -3749,9 +5483,14 @@
       <w:pPr>
         <w:pStyle w:val="Titre2"/>
       </w:pPr>
+      <w:bookmarkStart w:id="40" w:name="_Toc224655875"/>
       <w:r>
         <w:lastRenderedPageBreak/>
-        <w:t xml:space="preserve">Import des données météo </w:t>
+        <w:t xml:space="preserve">Import des données </w:t>
+      </w:r>
+      <w:commentRangeStart w:id="41"/>
+      <w:r>
+        <w:t xml:space="preserve">météo </w:t>
       </w:r>
       <w:r>
         <w:t>(météo</w:t>
@@ -3759,12 +5498,25 @@
       <w:r>
         <w:t xml:space="preserve"> suisse)</w:t>
       </w:r>
+      <w:bookmarkEnd w:id="40"/>
+      <w:commentRangeEnd w:id="41"/>
+      <w:r>
+        <w:rPr>
+          <w:rStyle w:val="Marquedecommentaire"/>
+          <w:rFonts w:eastAsiaTheme="minorHAnsi" w:cstheme="minorBidi"/>
+          <w:b w:val="0"/>
+          <w:bCs w:val="0"/>
+          <w:color w:val="auto"/>
+        </w:rPr>
+        <w:commentReference w:id="41"/>
+      </w:r>
     </w:p>
     <w:p/>
     <w:p>
       <w:pPr>
         <w:pStyle w:val="Titre2"/>
       </w:pPr>
+      <w:bookmarkStart w:id="42" w:name="_Toc224655876"/>
       <w:r>
         <w:t>Calc</w:t>
       </w:r>
@@ -3775,7 +5527,22 @@
         <w:t xml:space="preserve"> </w:t>
       </w:r>
       <w:r>
-        <w:t xml:space="preserve">des données temporelles </w:t>
+        <w:t xml:space="preserve">des données </w:t>
+      </w:r>
+      <w:commentRangeStart w:id="43"/>
+      <w:r>
+        <w:t xml:space="preserve">temporelles </w:t>
+      </w:r>
+      <w:commentRangeEnd w:id="43"/>
+      <w:r>
+        <w:rPr>
+          <w:rStyle w:val="Marquedecommentaire"/>
+          <w:rFonts w:eastAsiaTheme="minorHAnsi" w:cstheme="minorBidi"/>
+          <w:b w:val="0"/>
+          <w:bCs w:val="0"/>
+          <w:color w:val="auto"/>
+        </w:rPr>
+        <w:commentReference w:id="43"/>
       </w:r>
       <w:r>
         <w:t xml:space="preserve">encodées </w:t>
@@ -3786,6 +5553,7 @@
       <w:r>
         <w:t>jour/heure)</w:t>
       </w:r>
+      <w:bookmarkEnd w:id="42"/>
     </w:p>
     <w:p>
       <w:r>
@@ -3800,8 +5568,43 @@
       <w:pPr>
         <w:pStyle w:val="Titre2"/>
       </w:pPr>
-      <w:r>
-        <w:t xml:space="preserve">Standardisation des données </w:t>
+      <w:bookmarkStart w:id="44" w:name="_Toc224655877"/>
+      <w:commentRangeStart w:id="45"/>
+      <w:r>
+        <w:t>Standardisation</w:t>
+      </w:r>
+      <w:commentRangeEnd w:id="45"/>
+      <w:r>
+        <w:rPr>
+          <w:rStyle w:val="Marquedecommentaire"/>
+          <w:rFonts w:eastAsiaTheme="minorHAnsi" w:cstheme="minorBidi"/>
+          <w:b w:val="0"/>
+          <w:bCs w:val="0"/>
+          <w:color w:val="auto"/>
+        </w:rPr>
+        <w:commentReference w:id="45"/>
+      </w:r>
+      <w:r>
+        <w:t xml:space="preserve"> des</w:t>
+      </w:r>
+      <w:commentRangeStart w:id="46"/>
+      <w:r>
+        <w:t xml:space="preserve"> données</w:t>
+      </w:r>
+      <w:bookmarkEnd w:id="44"/>
+      <w:r>
+        <w:t xml:space="preserve"> </w:t>
+      </w:r>
+      <w:commentRangeEnd w:id="46"/>
+      <w:r>
+        <w:rPr>
+          <w:rStyle w:val="Marquedecommentaire"/>
+          <w:rFonts w:eastAsiaTheme="minorHAnsi" w:cstheme="minorBidi"/>
+          <w:b w:val="0"/>
+          <w:bCs w:val="0"/>
+          <w:color w:val="auto"/>
+        </w:rPr>
+        <w:commentReference w:id="46"/>
       </w:r>
     </w:p>
     <w:p>
@@ -3817,12 +5620,26 @@
       <w:pPr>
         <w:pStyle w:val="Titre2"/>
       </w:pPr>
+      <w:bookmarkStart w:id="47" w:name="_Toc224655878"/>
+      <w:commentRangeStart w:id="48"/>
       <w:r>
         <w:t>Analyse des clusters</w:t>
       </w:r>
       <w:r>
         <w:t xml:space="preserve"> (répartition)</w:t>
       </w:r>
+      <w:bookmarkEnd w:id="47"/>
+      <w:commentRangeEnd w:id="48"/>
+      <w:r>
+        <w:rPr>
+          <w:rStyle w:val="Marquedecommentaire"/>
+          <w:rFonts w:eastAsiaTheme="minorHAnsi" w:cstheme="minorBidi"/>
+          <w:b w:val="0"/>
+          <w:bCs w:val="0"/>
+          <w:color w:val="auto"/>
+        </w:rPr>
+        <w:commentReference w:id="48"/>
+      </w:r>
     </w:p>
     <w:p>
       <w:r>
@@ -3837,8 +5654,25 @@
       <w:pPr>
         <w:pStyle w:val="Titre2"/>
       </w:pPr>
-      <w:r>
-        <w:t>Préparation des jeux de données Train/Validation/Test</w:t>
+      <w:bookmarkStart w:id="49" w:name="_Toc224655879"/>
+      <w:r>
+        <w:t xml:space="preserve">Préparation des jeux de données </w:t>
+      </w:r>
+      <w:commentRangeStart w:id="50"/>
+      <w:r>
+        <w:t>Train/Validation/Test</w:t>
+      </w:r>
+      <w:bookmarkEnd w:id="49"/>
+      <w:commentRangeEnd w:id="50"/>
+      <w:r>
+        <w:rPr>
+          <w:rStyle w:val="Marquedecommentaire"/>
+          <w:rFonts w:eastAsiaTheme="minorHAnsi" w:cstheme="minorBidi"/>
+          <w:b w:val="0"/>
+          <w:bCs w:val="0"/>
+          <w:color w:val="auto"/>
+        </w:rPr>
+        <w:commentReference w:id="50"/>
       </w:r>
     </w:p>
     <w:p>
@@ -3885,11 +5719,11 @@
       <w:pPr>
         <w:pStyle w:val="Titre1"/>
       </w:pPr>
-      <w:bookmarkStart w:id="4" w:name="_Toc224449492"/>
+      <w:bookmarkStart w:id="51" w:name="_Toc224655880"/>
       <w:r>
         <w:t>Entrainement des modèles</w:t>
       </w:r>
-      <w:bookmarkEnd w:id="4"/>
+      <w:bookmarkEnd w:id="51"/>
     </w:p>
     <w:p>
       <w:r>
@@ -3912,12 +5746,12 @@
       <w:pPr>
         <w:pStyle w:val="Titre1"/>
       </w:pPr>
-      <w:bookmarkStart w:id="5" w:name="_Toc224449493"/>
+      <w:bookmarkStart w:id="52" w:name="_Toc224655881"/>
       <w:r>
         <w:lastRenderedPageBreak/>
         <w:t>Evaluation des modèles</w:t>
       </w:r>
-      <w:bookmarkEnd w:id="5"/>
+      <w:bookmarkEnd w:id="52"/>
     </w:p>
     <w:p>
       <w:r>
@@ -3941,15 +5775,15 @@
       <w:pPr>
         <w:pStyle w:val="Titre1"/>
       </w:pPr>
-      <w:bookmarkStart w:id="6" w:name="_Toc224449494"/>
+      <w:bookmarkStart w:id="53" w:name="_Toc224655882"/>
       <w:r>
         <w:lastRenderedPageBreak/>
         <w:t xml:space="preserve">Plan de </w:t>
       </w:r>
-      <w:bookmarkEnd w:id="6"/>
       <w:r>
         <w:t>déploiement</w:t>
       </w:r>
+      <w:bookmarkEnd w:id="53"/>
     </w:p>
     <w:p>
       <w:r>
@@ -3965,9 +5799,11 @@
       <w:pPr>
         <w:pStyle w:val="Titre1"/>
       </w:pPr>
+      <w:bookmarkStart w:id="54" w:name="_Toc224655883"/>
       <w:r>
         <w:t>Conclusion</w:t>
       </w:r>
+      <w:bookmarkEnd w:id="54"/>
     </w:p>
     <w:p>
       <w:r>
@@ -3991,12 +5827,12 @@
       <w:pPr>
         <w:pStyle w:val="Titre1"/>
       </w:pPr>
-      <w:bookmarkStart w:id="7" w:name="_Toc224449495"/>
+      <w:bookmarkStart w:id="55" w:name="_Toc224655884"/>
       <w:r>
         <w:lastRenderedPageBreak/>
         <w:t>Annexes</w:t>
       </w:r>
-      <w:bookmarkEnd w:id="7"/>
+      <w:bookmarkEnd w:id="55"/>
     </w:p>
     <w:p/>
     <w:p>
@@ -4012,7 +5848,7 @@
       </w:r>
     </w:p>
     <w:p>
-      <w:hyperlink r:id="rId18" w:history="1">
+      <w:hyperlink r:id="rId22" w:history="1">
         <w:r>
           <w:rPr>
             <w:rStyle w:val="Lienhypertexte"/>
@@ -4052,7 +5888,7 @@
       </w:r>
     </w:p>
     <w:p>
-      <w:hyperlink r:id="rId19" w:history="1">
+      <w:hyperlink r:id="rId23" w:history="1">
         <w:r>
           <w:rPr>
             <w:rStyle w:val="Lienhypertexte"/>
@@ -4065,8 +5901,8 @@
       </w:r>
     </w:p>
     <w:sectPr>
-      <w:headerReference w:type="first" r:id="rId20"/>
-      <w:footerReference w:type="first" r:id="rId21"/>
+      <w:headerReference w:type="first" r:id="rId24"/>
+      <w:footerReference w:type="first" r:id="rId25"/>
       <w:pgSz w:w="11906" w:h="16838" w:code="9"/>
       <w:pgMar w:top="1701" w:right="1418" w:bottom="1418" w:left="1531" w:header="709" w:footer="709" w:gutter="0"/>
       <w:paperSrc w:first="3" w:other="3"/>
@@ -4077,6 +5913,780 @@
     </w:sectPr>
   </w:body>
 </w:document>
+</file>
+
+<file path=word/comments.xml><?xml version="1.0" encoding="utf-8"?>
+<w:comments xmlns:wpc="http://schemas.microsoft.com/office/word/2010/wordprocessingCanvas" xmlns:cx="http://schemas.microsoft.com/office/drawing/2014/chartex" xmlns:cx1="http://schemas.microsoft.com/office/drawing/2015/9/8/chartex" xmlns:cx2="http://schemas.microsoft.com/office/drawing/2015/10/21/chartex" xmlns:cx3="http://schemas.microsoft.com/office/drawing/2016/5/9/chartex" xmlns:cx4="http://schemas.microsoft.com/office/drawing/2016/5/10/chartex" xmlns:cx5="http://schemas.microsoft.com/office/drawing/2016/5/11/chartex" xmlns:cx6="http://schemas.microsoft.com/office/drawing/2016/5/12/chartex" xmlns:cx7="http://schemas.microsoft.com/office/drawing/2016/5/13/chartex" xmlns:cx8="http://schemas.microsoft.com/office/drawing/2016/5/14/chartex" xmlns:mc="http://schemas.openxmlformats.org/markup-compatibility/2006" xmlns:aink="http://schemas.microsoft.com/office/drawing/2016/ink" xmlns:am3d="http://schemas.microsoft.com/office/drawing/2017/model3d" xmlns:o="urn:schemas-microsoft-com:office:office" xmlns:oel="http://schemas.microsoft.com/office/2019/extlst" xmlns:r="http://schemas.openxmlformats.org/officeDocument/2006/relationships" xmlns:m="http://schemas.openxmlformats.org/officeDocument/2006/math" xmlns:v="urn:schemas-microsoft-com:vml" xmlns:wp14="http://schemas.microsoft.com/office/word/2010/wordprocessingDrawing" xmlns:wp="http://schemas.openxmlformats.org/drawingml/2006/wordprocessingDrawing" xmlns:w10="urn:schemas-microsoft-com:office:word" xmlns:w="http://schemas.openxmlformats.org/wordprocessingml/2006/main" xmlns:w14="http://schemas.microsoft.com/office/word/2010/wordml" xmlns:w15="http://schemas.microsoft.com/office/word/2012/wordml" xmlns:w16cex="http://schemas.microsoft.com/office/word/2018/wordml/cex" xmlns:w16cid="http://schemas.microsoft.com/office/word/2016/wordml/cid" xmlns:w16="http://schemas.microsoft.com/office/word/2018/wordml" xmlns:w16du="http://schemas.microsoft.com/office/word/2023/wordml/word16du" xmlns:w16sdtdh="http://schemas.microsoft.com/office/word/2020/wordml/sdtdatahash" xmlns:w16sdtfl="http://schemas.microsoft.com/office/word/2024/wordml/sdtformatlock" xmlns:w16se="http://schemas.microsoft.com/office/word/2015/wordml/symex" xmlns:wpg="http://schemas.microsoft.com/office/word/2010/wordprocessingGroup" xmlns:wpi="http://schemas.microsoft.com/office/word/2010/wordprocessingInk" xmlns:wne="http://schemas.microsoft.com/office/word/2006/wordml" xmlns:wps="http://schemas.microsoft.com/office/word/2010/wordprocessingShape" mc:Ignorable="w14 w15 w16se w16cid w16 w16cex w16sdtdh w16sdtfl w16du wp14">
+  <w:comment w:id="0" w:author="Lucas Andrey" w:date="2026-03-17T16:07:00Z" w:initials="LA">
+    <w:p>
+      <w:pPr>
+        <w:pStyle w:val="Commentaire"/>
+        <w:jc w:val="left"/>
+      </w:pPr>
+      <w:r>
+        <w:rPr>
+          <w:rStyle w:val="Marquedecommentaire"/>
+        </w:rPr>
+        <w:annotationRef/>
+      </w:r>
+      <w:r>
+        <w:t xml:space="preserve">Orthographe général </w:t>
+      </w:r>
+    </w:p>
+    <w:p>
+      <w:pPr>
+        <w:pStyle w:val="Commentaire"/>
+        <w:jc w:val="left"/>
+      </w:pPr>
+      <w:r>
+        <w:t>+ acronymes à définir</w:t>
+      </w:r>
+      <w:r>
+        <w:br/>
+      </w:r>
+      <w:r>
+        <w:br/>
+      </w:r>
+      <w:r>
+        <w:br/>
+        <w:t>+ référence des figures/sources à ajouter dans le texte</w:t>
+      </w:r>
+    </w:p>
+  </w:comment>
+  <w:comment w:id="1" w:author="Lucas Andrey" w:date="2026-03-17T16:09:00Z" w:initials="LA">
+    <w:p>
+      <w:pPr>
+        <w:pStyle w:val="Commentaire"/>
+        <w:jc w:val="left"/>
+      </w:pPr>
+      <w:r>
+        <w:rPr>
+          <w:rStyle w:val="Marquedecommentaire"/>
+        </w:rPr>
+        <w:annotationRef/>
+      </w:r>
+      <w:r>
+        <w:t xml:space="preserve">fusionner 1 et 2 </w:t>
+      </w:r>
+      <w:r>
+        <w:br/>
+        <w:t xml:space="preserve">fusionner 3 et 4 </w:t>
+      </w:r>
+    </w:p>
+  </w:comment>
+  <w:comment w:id="3" w:author="Lucas Andrey" w:date="2026-03-17T16:13:00Z" w:initials="LA">
+    <w:p>
+      <w:pPr>
+        <w:pStyle w:val="Commentaire"/>
+        <w:jc w:val="left"/>
+      </w:pPr>
+      <w:r>
+        <w:rPr>
+          <w:rStyle w:val="Marquedecommentaire"/>
+        </w:rPr>
+        <w:annotationRef/>
+      </w:r>
+      <w:r>
+        <w:t>Vulgariser le concept du réseau de distribution de chaleur</w:t>
+      </w:r>
+    </w:p>
+  </w:comment>
+  <w:comment w:id="6" w:author="Lucas Andrey" w:date="2026-03-17T16:16:00Z" w:initials="LA">
+    <w:p>
+      <w:pPr>
+        <w:pStyle w:val="Commentaire"/>
+        <w:jc w:val="left"/>
+      </w:pPr>
+      <w:r>
+        <w:rPr>
+          <w:rStyle w:val="Marquedecommentaire"/>
+        </w:rPr>
+        <w:annotationRef/>
+      </w:r>
+      <w:r>
+        <w:t>Schéma pas parlant</w:t>
+      </w:r>
+    </w:p>
+  </w:comment>
+  <w:comment w:id="7" w:author="Lucas Andrey" w:date="2026-03-17T16:17:00Z" w:initials="LA">
+    <w:p>
+      <w:pPr>
+        <w:pStyle w:val="Commentaire"/>
+        <w:jc w:val="left"/>
+      </w:pPr>
+      <w:r>
+        <w:rPr>
+          <w:rStyle w:val="Marquedecommentaire"/>
+        </w:rPr>
+        <w:annotationRef/>
+      </w:r>
+      <w:r>
+        <w:t>À définir</w:t>
+      </w:r>
+    </w:p>
+  </w:comment>
+  <w:comment w:id="8" w:author="Lucas Andrey" w:date="2026-03-17T16:19:00Z" w:initials="LA">
+    <w:p>
+      <w:pPr>
+        <w:pStyle w:val="Commentaire"/>
+        <w:jc w:val="left"/>
+      </w:pPr>
+      <w:r>
+        <w:rPr>
+          <w:rStyle w:val="Marquedecommentaire"/>
+        </w:rPr>
+        <w:annotationRef/>
+      </w:r>
+      <w:r>
+        <w:t>Cohérence vis-à-vis de la suite</w:t>
+      </w:r>
+    </w:p>
+  </w:comment>
+  <w:comment w:id="11" w:author="Lucas Andrey" w:date="2026-03-17T16:24:00Z" w:initials="LA">
+    <w:p>
+      <w:pPr>
+        <w:pStyle w:val="Commentaire"/>
+        <w:jc w:val="left"/>
+      </w:pPr>
+      <w:r>
+        <w:rPr>
+          <w:rStyle w:val="Marquedecommentaire"/>
+        </w:rPr>
+        <w:annotationRef/>
+      </w:r>
+      <w:r>
+        <w:t>À définir</w:t>
+      </w:r>
+    </w:p>
+  </w:comment>
+  <w:comment w:id="12" w:author="Lucas Andrey" w:date="2026-03-17T16:24:00Z" w:initials="LA">
+    <w:p>
+      <w:pPr>
+        <w:pStyle w:val="Commentaire"/>
+        <w:jc w:val="left"/>
+      </w:pPr>
+      <w:r>
+        <w:rPr>
+          <w:rStyle w:val="Marquedecommentaire"/>
+        </w:rPr>
+        <w:annotationRef/>
+      </w:r>
+      <w:r>
+        <w:t>pertinence</w:t>
+      </w:r>
+    </w:p>
+  </w:comment>
+  <w:comment w:id="13" w:author="Lucas Andrey" w:date="2026-03-17T16:27:00Z" w:initials="LA">
+    <w:p>
+      <w:pPr>
+        <w:pStyle w:val="Commentaire"/>
+        <w:jc w:val="left"/>
+      </w:pPr>
+      <w:r>
+        <w:rPr>
+          <w:rStyle w:val="Marquedecommentaire"/>
+        </w:rPr>
+        <w:annotationRef/>
+      </w:r>
+      <w:r>
+        <w:t>Simplifier</w:t>
+      </w:r>
+    </w:p>
+  </w:comment>
+  <w:comment w:id="14" w:author="Lucas Andrey" w:date="2026-03-17T16:28:00Z" w:initials="LA">
+    <w:p>
+      <w:pPr>
+        <w:pStyle w:val="Commentaire"/>
+        <w:jc w:val="left"/>
+      </w:pPr>
+      <w:r>
+        <w:rPr>
+          <w:rStyle w:val="Marquedecommentaire"/>
+        </w:rPr>
+        <w:annotationRef/>
+      </w:r>
+      <w:r>
+        <w:t>Trop compliqué</w:t>
+      </w:r>
+    </w:p>
+  </w:comment>
+  <w:comment w:id="15" w:author="Lucas Andrey" w:date="2026-03-17T16:31:00Z" w:initials="LA">
+    <w:p>
+      <w:pPr>
+        <w:pStyle w:val="Commentaire"/>
+        <w:jc w:val="left"/>
+      </w:pPr>
+      <w:r>
+        <w:rPr>
+          <w:rStyle w:val="Marquedecommentaire"/>
+        </w:rPr>
+        <w:annotationRef/>
+      </w:r>
+      <w:r>
+        <w:t>Qu’est-ce c’est?</w:t>
+      </w:r>
+    </w:p>
+  </w:comment>
+  <w:comment w:id="16" w:author="Lucas Andrey" w:date="2026-03-17T16:31:00Z" w:initials="LA">
+    <w:p>
+      <w:pPr>
+        <w:pStyle w:val="Commentaire"/>
+        <w:jc w:val="left"/>
+      </w:pPr>
+      <w:r>
+        <w:rPr>
+          <w:rStyle w:val="Marquedecommentaire"/>
+        </w:rPr>
+        <w:annotationRef/>
+      </w:r>
+      <w:r>
+        <w:t>Le SCADA</w:t>
+      </w:r>
+    </w:p>
+  </w:comment>
+  <w:comment w:id="17" w:author="Lucas Andrey" w:date="2026-03-17T16:32:00Z" w:initials="LA">
+    <w:p>
+      <w:pPr>
+        <w:pStyle w:val="Commentaire"/>
+        <w:jc w:val="left"/>
+      </w:pPr>
+      <w:r>
+        <w:rPr>
+          <w:rStyle w:val="Marquedecommentaire"/>
+        </w:rPr>
+        <w:annotationRef/>
+      </w:r>
+      <w:r>
+        <w:t>À définir</w:t>
+      </w:r>
+    </w:p>
+  </w:comment>
+  <w:comment w:id="18" w:author="Lucas Andrey" w:date="2026-03-17T16:35:00Z" w:initials="LA">
+    <w:p>
+      <w:pPr>
+        <w:pStyle w:val="Commentaire"/>
+        <w:jc w:val="left"/>
+      </w:pPr>
+      <w:r>
+        <w:rPr>
+          <w:rStyle w:val="Marquedecommentaire"/>
+        </w:rPr>
+        <w:annotationRef/>
+      </w:r>
+      <w:r>
+        <w:t xml:space="preserve">Mettre du contexte </w:t>
+      </w:r>
+      <w:r>
+        <w:br/>
+        <w:t>donner des exemples sous forme de tableau</w:t>
+      </w:r>
+    </w:p>
+  </w:comment>
+  <w:comment w:id="19" w:author="Lucas Andrey" w:date="2026-03-17T16:36:00Z" w:initials="LA">
+    <w:p>
+      <w:pPr>
+        <w:pStyle w:val="Commentaire"/>
+        <w:jc w:val="left"/>
+      </w:pPr>
+      <w:r>
+        <w:rPr>
+          <w:rStyle w:val="Marquedecommentaire"/>
+        </w:rPr>
+        <w:annotationRef/>
+      </w:r>
+      <w:r>
+        <w:t>Eau chaude sanitaire</w:t>
+      </w:r>
+    </w:p>
+  </w:comment>
+  <w:comment w:id="20" w:author="Lucas Andrey" w:date="2026-03-17T16:34:00Z" w:initials="LA">
+    <w:p>
+      <w:pPr>
+        <w:pStyle w:val="Commentaire"/>
+        <w:jc w:val="left"/>
+      </w:pPr>
+      <w:r>
+        <w:rPr>
+          <w:rStyle w:val="Marquedecommentaire"/>
+        </w:rPr>
+        <w:annotationRef/>
+      </w:r>
+      <w:r>
+        <w:t>Trop ancien et donc pas remontées</w:t>
+      </w:r>
+    </w:p>
+  </w:comment>
+  <w:comment w:id="21" w:author="Lucas Andrey" w:date="2026-03-17T16:37:00Z" w:initials="LA">
+    <w:p>
+      <w:pPr>
+        <w:pStyle w:val="Commentaire"/>
+        <w:jc w:val="left"/>
+      </w:pPr>
+      <w:r>
+        <w:rPr>
+          <w:rStyle w:val="Marquedecommentaire"/>
+        </w:rPr>
+        <w:annotationRef/>
+      </w:r>
+      <w:r>
+        <w:t>Détailler la légende</w:t>
+      </w:r>
+    </w:p>
+  </w:comment>
+  <w:comment w:id="24" w:author="Lucas Andrey" w:date="2026-03-17T16:39:00Z" w:initials="LA">
+    <w:p>
+      <w:pPr>
+        <w:pStyle w:val="Commentaire"/>
+        <w:jc w:val="left"/>
+      </w:pPr>
+      <w:r>
+        <w:rPr>
+          <w:rStyle w:val="Marquedecommentaire"/>
+        </w:rPr>
+        <w:annotationRef/>
+      </w:r>
+      <w:r>
+        <w:t xml:space="preserve">Annexe </w:t>
+      </w:r>
+    </w:p>
+  </w:comment>
+  <w:comment w:id="26" w:author="Lucas Andrey" w:date="2026-03-17T16:41:00Z" w:initials="LA">
+    <w:p>
+      <w:pPr>
+        <w:pStyle w:val="Commentaire"/>
+        <w:jc w:val="left"/>
+      </w:pPr>
+      <w:r>
+        <w:rPr>
+          <w:rStyle w:val="Marquedecommentaire"/>
+        </w:rPr>
+        <w:annotationRef/>
+      </w:r>
+      <w:r>
+        <w:t>annexe</w:t>
+      </w:r>
+    </w:p>
+  </w:comment>
+  <w:comment w:id="28" w:author="Lucas Andrey" w:date="2026-03-17T16:41:00Z" w:initials="LA">
+    <w:p>
+      <w:pPr>
+        <w:pStyle w:val="Commentaire"/>
+        <w:jc w:val="left"/>
+      </w:pPr>
+      <w:r>
+        <w:rPr>
+          <w:rStyle w:val="Marquedecommentaire"/>
+        </w:rPr>
+        <w:annotationRef/>
+      </w:r>
+      <w:r>
+        <w:t>A definir</w:t>
+      </w:r>
+    </w:p>
+  </w:comment>
+  <w:comment w:id="29" w:author="Lucas Andrey" w:date="2026-03-17T16:41:00Z" w:initials="LA">
+    <w:p>
+      <w:pPr>
+        <w:pStyle w:val="Commentaire"/>
+        <w:jc w:val="left"/>
+      </w:pPr>
+      <w:r>
+        <w:rPr>
+          <w:rStyle w:val="Marquedecommentaire"/>
+        </w:rPr>
+        <w:annotationRef/>
+      </w:r>
+      <w:r>
+        <w:t>À définir</w:t>
+      </w:r>
+    </w:p>
+  </w:comment>
+  <w:comment w:id="30" w:author="Lucas Andrey" w:date="2026-03-17T16:42:00Z" w:initials="LA">
+    <w:p>
+      <w:pPr>
+        <w:pStyle w:val="Commentaire"/>
+        <w:jc w:val="left"/>
+      </w:pPr>
+      <w:r>
+        <w:rPr>
+          <w:rStyle w:val="Marquedecommentaire"/>
+        </w:rPr>
+        <w:annotationRef/>
+      </w:r>
+      <w:r>
+        <w:t>Annexe</w:t>
+      </w:r>
+    </w:p>
+  </w:comment>
+  <w:comment w:id="31" w:author="Lucas Andrey" w:date="2026-03-17T16:44:00Z" w:initials="LA">
+    <w:p>
+      <w:pPr>
+        <w:pStyle w:val="Commentaire"/>
+        <w:jc w:val="left"/>
+      </w:pPr>
+      <w:r>
+        <w:rPr>
+          <w:rStyle w:val="Marquedecommentaire"/>
+        </w:rPr>
+        <w:annotationRef/>
+      </w:r>
+      <w:r>
+        <w:t>Nom complet</w:t>
+      </w:r>
+    </w:p>
+  </w:comment>
+  <w:comment w:id="32" w:author="Lucas Andrey" w:date="2026-03-17T16:44:00Z" w:initials="LA">
+    <w:p>
+      <w:pPr>
+        <w:pStyle w:val="Commentaire"/>
+        <w:jc w:val="left"/>
+      </w:pPr>
+      <w:r>
+        <w:rPr>
+          <w:rStyle w:val="Marquedecommentaire"/>
+        </w:rPr>
+        <w:annotationRef/>
+      </w:r>
+      <w:r>
+        <w:t>Définir les noms</w:t>
+      </w:r>
+    </w:p>
+  </w:comment>
+  <w:comment w:id="33" w:author="Lucas Andrey" w:date="2026-03-17T16:42:00Z" w:initials="LA">
+    <w:p>
+      <w:pPr>
+        <w:pStyle w:val="Commentaire"/>
+        <w:jc w:val="left"/>
+      </w:pPr>
+      <w:r>
+        <w:rPr>
+          <w:rStyle w:val="Marquedecommentaire"/>
+        </w:rPr>
+        <w:annotationRef/>
+      </w:r>
+      <w:r>
+        <w:t>Ajouter légende</w:t>
+      </w:r>
+    </w:p>
+  </w:comment>
+  <w:comment w:id="35" w:author="Lucas Andrey" w:date="2026-03-17T16:45:00Z" w:initials="LA">
+    <w:p>
+      <w:pPr>
+        <w:pStyle w:val="Commentaire"/>
+        <w:jc w:val="left"/>
+      </w:pPr>
+      <w:r>
+        <w:rPr>
+          <w:rStyle w:val="Marquedecommentaire"/>
+        </w:rPr>
+        <w:annotationRef/>
+      </w:r>
+      <w:r>
+        <w:t>idem</w:t>
+      </w:r>
+    </w:p>
+  </w:comment>
+  <w:comment w:id="37" w:author="Lucas Andrey" w:date="2026-03-17T16:46:00Z" w:initials="LA">
+    <w:p>
+      <w:pPr>
+        <w:pStyle w:val="Commentaire"/>
+        <w:jc w:val="left"/>
+      </w:pPr>
+      <w:r>
+        <w:rPr>
+          <w:rStyle w:val="Marquedecommentaire"/>
+        </w:rPr>
+        <w:annotationRef/>
+      </w:r>
+      <w:r>
+        <w:t>ok</w:t>
+      </w:r>
+    </w:p>
+  </w:comment>
+  <w:comment w:id="38" w:author="Lucas Andrey" w:date="2026-03-17T16:46:00Z" w:initials="LA">
+    <w:p>
+      <w:pPr>
+        <w:pStyle w:val="Commentaire"/>
+        <w:jc w:val="left"/>
+      </w:pPr>
+      <w:r>
+        <w:rPr>
+          <w:rStyle w:val="Marquedecommentaire"/>
+        </w:rPr>
+        <w:annotationRef/>
+      </w:r>
+      <w:r>
+        <w:t>Simplifier et aller à l’essentiel</w:t>
+      </w:r>
+    </w:p>
+  </w:comment>
+  <w:comment w:id="39" w:author="Lucas Andrey" w:date="2026-03-17T16:49:00Z" w:initials="LA">
+    <w:p>
+      <w:pPr>
+        <w:pStyle w:val="Commentaire"/>
+        <w:jc w:val="left"/>
+      </w:pPr>
+      <w:r>
+        <w:rPr>
+          <w:rStyle w:val="Marquedecommentaire"/>
+        </w:rPr>
+        <w:annotationRef/>
+      </w:r>
+      <w:r>
+        <w:t>Brutes combien + quoi</w:t>
+      </w:r>
+    </w:p>
+    <w:p>
+      <w:pPr>
+        <w:pStyle w:val="Commentaire"/>
+        <w:jc w:val="left"/>
+      </w:pPr>
+      <w:r>
+        <w:t>Filtres combien on garde</w:t>
+      </w:r>
+    </w:p>
+    <w:p>
+      <w:pPr>
+        <w:pStyle w:val="Commentaire"/>
+        <w:jc w:val="left"/>
+      </w:pPr>
+      <w:r>
+        <w:t>Nettoyage invalides ()</w:t>
+      </w:r>
+    </w:p>
+    <w:p>
+      <w:pPr>
+        <w:pStyle w:val="Commentaire"/>
+        <w:jc w:val="left"/>
+      </w:pPr>
+      <w:r>
+        <w:t>Transformation moyenne sur 15min</w:t>
+      </w:r>
+    </w:p>
+  </w:comment>
+  <w:comment w:id="41" w:author="Lucas Andrey" w:date="2026-03-17T16:50:00Z" w:initials="LA">
+    <w:p>
+      <w:pPr>
+        <w:pStyle w:val="Commentaire"/>
+        <w:jc w:val="left"/>
+      </w:pPr>
+      <w:r>
+        <w:rPr>
+          <w:rStyle w:val="Marquedecommentaire"/>
+        </w:rPr>
+        <w:annotationRef/>
+      </w:r>
+      <w:r>
+        <w:t>Brute localisation</w:t>
+      </w:r>
+    </w:p>
+  </w:comment>
+  <w:comment w:id="43" w:author="Lucas Andrey" w:date="2026-03-17T16:51:00Z" w:initials="LA">
+    <w:p>
+      <w:pPr>
+        <w:pStyle w:val="Commentaire"/>
+        <w:jc w:val="left"/>
+      </w:pPr>
+      <w:r>
+        <w:rPr>
+          <w:rStyle w:val="Marquedecommentaire"/>
+        </w:rPr>
+        <w:annotationRef/>
+      </w:r>
+      <w:r>
+        <w:t xml:space="preserve">Transformation </w:t>
+      </w:r>
+    </w:p>
+  </w:comment>
+  <w:comment w:id="45" w:author="Lucas Andrey" w:date="2026-03-17T16:55:00Z" w:initials="LA">
+    <w:p>
+      <w:pPr>
+        <w:pStyle w:val="Commentaire"/>
+        <w:jc w:val="left"/>
+      </w:pPr>
+      <w:r>
+        <w:rPr>
+          <w:rStyle w:val="Marquedecommentaire"/>
+        </w:rPr>
+        <w:annotationRef/>
+      </w:r>
+      <w:r>
+        <w:t>Uniquement sur train</w:t>
+      </w:r>
+    </w:p>
+  </w:comment>
+  <w:comment w:id="46" w:author="Lucas Andrey" w:date="2026-03-17T16:49:00Z" w:initials="LA">
+    <w:p>
+      <w:pPr>
+        <w:pStyle w:val="Commentaire"/>
+        <w:jc w:val="left"/>
+      </w:pPr>
+      <w:r>
+        <w:rPr>
+          <w:rStyle w:val="Marquedecommentaire"/>
+        </w:rPr>
+        <w:annotationRef/>
+      </w:r>
+      <w:r>
+        <w:t>transformation</w:t>
+      </w:r>
+    </w:p>
+  </w:comment>
+  <w:comment w:id="48" w:author="Lucas Andrey" w:date="2026-03-17T16:55:00Z" w:initials="LA">
+    <w:p>
+      <w:pPr>
+        <w:pStyle w:val="Commentaire"/>
+        <w:jc w:val="left"/>
+      </w:pPr>
+      <w:r>
+        <w:rPr>
+          <w:rStyle w:val="Marquedecommentaire"/>
+        </w:rPr>
+        <w:annotationRef/>
+      </w:r>
+      <w:r>
+        <w:t>Avant jeux de données</w:t>
+      </w:r>
+    </w:p>
+  </w:comment>
+  <w:comment w:id="50" w:author="Lucas Andrey" w:date="2026-03-17T16:52:00Z" w:initials="LA">
+    <w:p>
+      <w:pPr>
+        <w:pStyle w:val="Commentaire"/>
+        <w:jc w:val="left"/>
+      </w:pPr>
+      <w:r>
+        <w:rPr>
+          <w:rStyle w:val="Marquedecommentaire"/>
+        </w:rPr>
+        <w:annotationRef/>
+      </w:r>
+      <w:r>
+        <w:t>Avant la standardisation</w:t>
+      </w:r>
+    </w:p>
+  </w:comment>
+</w:comments>
+</file>
+
+<file path=word/commentsExtended.xml><?xml version="1.0" encoding="utf-8"?>
+<w15:commentsEx xmlns:wpc="http://schemas.microsoft.com/office/word/2010/wordprocessingCanvas" xmlns:cx="http://schemas.microsoft.com/office/drawing/2014/chartex" xmlns:cx1="http://schemas.microsoft.com/office/drawing/2015/9/8/chartex" xmlns:cx2="http://schemas.microsoft.com/office/drawing/2015/10/21/chartex" xmlns:cx3="http://schemas.microsoft.com/office/drawing/2016/5/9/chartex" xmlns:cx4="http://schemas.microsoft.com/office/drawing/2016/5/10/chartex" xmlns:cx5="http://schemas.microsoft.com/office/drawing/2016/5/11/chartex" xmlns:cx6="http://schemas.microsoft.com/office/drawing/2016/5/12/chartex" xmlns:cx7="http://schemas.microsoft.com/office/drawing/2016/5/13/chartex" xmlns:cx8="http://schemas.microsoft.com/office/drawing/2016/5/14/chartex" xmlns:mc="http://schemas.openxmlformats.org/markup-compatibility/2006" xmlns:aink="http://schemas.microsoft.com/office/drawing/2016/ink" xmlns:am3d="http://schemas.microsoft.com/office/drawing/2017/model3d" xmlns:o="urn:schemas-microsoft-com:office:office" xmlns:oel="http://schemas.microsoft.com/office/2019/extlst" xmlns:r="http://schemas.openxmlformats.org/officeDocument/2006/relationships" xmlns:m="http://schemas.openxmlformats.org/officeDocument/2006/math" xmlns:v="urn:schemas-microsoft-com:vml" xmlns:wp14="http://schemas.microsoft.com/office/word/2010/wordprocessingDrawing" xmlns:wp="http://schemas.openxmlformats.org/drawingml/2006/wordprocessingDrawing" xmlns:w10="urn:schemas-microsoft-com:office:word" xmlns:w="http://schemas.openxmlformats.org/wordprocessingml/2006/main" xmlns:w14="http://schemas.microsoft.com/office/word/2010/wordml" xmlns:w15="http://schemas.microsoft.com/office/word/2012/wordml" xmlns:w16cex="http://schemas.microsoft.com/office/word/2018/wordml/cex" xmlns:w16cid="http://schemas.microsoft.com/office/word/2016/wordml/cid" xmlns:w16="http://schemas.microsoft.com/office/word/2018/wordml" xmlns:w16du="http://schemas.microsoft.com/office/word/2023/wordml/word16du" xmlns:w16sdtdh="http://schemas.microsoft.com/office/word/2020/wordml/sdtdatahash" xmlns:w16sdtfl="http://schemas.microsoft.com/office/word/2024/wordml/sdtformatlock" xmlns:w16se="http://schemas.microsoft.com/office/word/2015/wordml/symex" xmlns:wpg="http://schemas.microsoft.com/office/word/2010/wordprocessingGroup" xmlns:wpi="http://schemas.microsoft.com/office/word/2010/wordprocessingInk" xmlns:wne="http://schemas.microsoft.com/office/word/2006/wordml" xmlns:wps="http://schemas.microsoft.com/office/word/2010/wordprocessingShape" mc:Ignorable="w14 w15 w16se w16cid w16 w16cex w16sdtdh w16sdtfl w16du wp14">
+  <w15:commentEx w15:paraId="0E344E56" w15:done="0"/>
+  <w15:commentEx w15:paraId="171ACC90" w15:done="0"/>
+  <w15:commentEx w15:paraId="4CECA545" w15:done="0"/>
+  <w15:commentEx w15:paraId="75EFB731" w15:done="0"/>
+  <w15:commentEx w15:paraId="0BB78B60" w15:done="0"/>
+  <w15:commentEx w15:paraId="4BFD05FE" w15:done="0"/>
+  <w15:commentEx w15:paraId="67971A84" w15:done="0"/>
+  <w15:commentEx w15:paraId="2886AFDD" w15:done="0"/>
+  <w15:commentEx w15:paraId="1CFAE434" w15:done="0"/>
+  <w15:commentEx w15:paraId="482E1BD3" w15:done="0"/>
+  <w15:commentEx w15:paraId="5CEAB6FA" w15:done="0"/>
+  <w15:commentEx w15:paraId="47A6B77F" w15:done="0"/>
+  <w15:commentEx w15:paraId="6BE02E95" w15:done="0"/>
+  <w15:commentEx w15:paraId="68E1407F" w15:done="0"/>
+  <w15:commentEx w15:paraId="4EBC975D" w15:done="0"/>
+  <w15:commentEx w15:paraId="1C8E7CE5" w15:done="0"/>
+  <w15:commentEx w15:paraId="354A444B" w15:done="0"/>
+  <w15:commentEx w15:paraId="11A2666B" w15:done="0"/>
+  <w15:commentEx w15:paraId="51D92906" w15:done="0"/>
+  <w15:commentEx w15:paraId="7412976F" w15:done="0"/>
+  <w15:commentEx w15:paraId="5044E0B8" w15:done="0"/>
+  <w15:commentEx w15:paraId="5F4F1B3E" w15:done="0"/>
+  <w15:commentEx w15:paraId="7D2DAC46" w15:done="0"/>
+  <w15:commentEx w15:paraId="0C7FA090" w15:done="0"/>
+  <w15:commentEx w15:paraId="74AFB4EA" w15:done="0"/>
+  <w15:commentEx w15:paraId="65C0306B" w15:done="0"/>
+  <w15:commentEx w15:paraId="502252F5" w15:done="0"/>
+  <w15:commentEx w15:paraId="0FC88ACB" w15:done="0"/>
+  <w15:commentEx w15:paraId="07094A65" w15:done="0"/>
+  <w15:commentEx w15:paraId="7F50944A" w15:done="0"/>
+  <w15:commentEx w15:paraId="5FAA74A7" w15:done="0"/>
+  <w15:commentEx w15:paraId="220215D8" w15:done="0"/>
+  <w15:commentEx w15:paraId="6AF1DFDE" w15:done="0"/>
+  <w15:commentEx w15:paraId="34E1658B" w15:done="0"/>
+  <w15:commentEx w15:paraId="111698EA" w15:done="0"/>
+</w15:commentsEx>
+</file>
+
+<file path=word/commentsExtensible.xml><?xml version="1.0" encoding="utf-8"?>
+<w16cex:commentsExtensible xmlns:wpc="http://schemas.microsoft.com/office/word/2010/wordprocessingCanvas" xmlns:cx="http://schemas.microsoft.com/office/drawing/2014/chartex" xmlns:cx1="http://schemas.microsoft.com/office/drawing/2015/9/8/chartex" xmlns:cx2="http://schemas.microsoft.com/office/drawing/2015/10/21/chartex" xmlns:cx3="http://schemas.microsoft.com/office/drawing/2016/5/9/chartex" xmlns:cx4="http://schemas.microsoft.com/office/drawing/2016/5/10/chartex" xmlns:cx5="http://schemas.microsoft.com/office/drawing/2016/5/11/chartex" xmlns:cx6="http://schemas.microsoft.com/office/drawing/2016/5/12/chartex" xmlns:cx7="http://schemas.microsoft.com/office/drawing/2016/5/13/chartex" xmlns:cx8="http://schemas.microsoft.com/office/drawing/2016/5/14/chartex" xmlns:cr="http://schemas.microsoft.com/office/comments/2020/reactions" xmlns:mc="http://schemas.openxmlformats.org/markup-compatibility/2006" xmlns:aink="http://schemas.microsoft.com/office/drawing/2016/ink" xmlns:am3d="http://schemas.microsoft.com/office/drawing/2017/model3d" xmlns:o="urn:schemas-microsoft-com:office:office" xmlns:oel="http://schemas.microsoft.com/office/2019/extlst" xmlns:r="http://schemas.openxmlformats.org/officeDocument/2006/relationships" xmlns:m="http://schemas.openxmlformats.org/officeDocument/2006/math" xmlns:v="urn:schemas-microsoft-com:vml" xmlns:wp14="http://schemas.microsoft.com/office/word/2010/wordprocessingDrawing" xmlns:wp="http://schemas.openxmlformats.org/drawingml/2006/wordprocessingDrawing" xmlns:w10="urn:schemas-microsoft-com:office:word" xmlns:w="http://schemas.openxmlformats.org/wordprocessingml/2006/main" xmlns:w14="http://schemas.microsoft.com/office/word/2010/wordml" xmlns:w15="http://schemas.microsoft.com/office/word/2012/wordml" xmlns:w16cex="http://schemas.microsoft.com/office/word/2018/wordml/cex" xmlns:w16cid="http://schemas.microsoft.com/office/word/2016/wordml/cid" xmlns:w16="http://schemas.microsoft.com/office/word/2018/wordml" xmlns:w16du="http://schemas.microsoft.com/office/word/2023/wordml/word16du" xmlns:w16sdtdh="http://schemas.microsoft.com/office/word/2020/wordml/sdtdatahash" xmlns:w16sdtfl="http://schemas.microsoft.com/office/word/2024/wordml/sdtformatlock" xmlns:w16se="http://schemas.microsoft.com/office/word/2015/wordml/symex" xmlns:wpg="http://schemas.microsoft.com/office/word/2010/wordprocessingGroup" xmlns:wpi="http://schemas.microsoft.com/office/word/2010/wordprocessingInk" xmlns:wne="http://schemas.microsoft.com/office/word/2006/wordml" xmlns:wps="http://schemas.microsoft.com/office/word/2010/wordprocessingShape" mc:Ignorable="w14 w15 w16se w16cid w16 w16cex w16sdtdh w16sdtfl cr w16du wp14">
+  <w16cex:commentExtensible w16cex:durableId="7D238ED8" w16cex:dateUtc="2026-03-17T15:07:00Z"/>
+  <w16cex:commentExtensible w16cex:durableId="3DD0C8D9" w16cex:dateUtc="2026-03-17T15:09:00Z"/>
+  <w16cex:commentExtensible w16cex:durableId="722D6F8D" w16cex:dateUtc="2026-03-17T15:13:00Z"/>
+  <w16cex:commentExtensible w16cex:durableId="590C2F4F" w16cex:dateUtc="2026-03-17T15:16:00Z"/>
+  <w16cex:commentExtensible w16cex:durableId="021A7118" w16cex:dateUtc="2026-03-17T15:17:00Z"/>
+  <w16cex:commentExtensible w16cex:durableId="06002E9A" w16cex:dateUtc="2026-03-17T15:19:00Z"/>
+  <w16cex:commentExtensible w16cex:durableId="5513F2B0" w16cex:dateUtc="2026-03-17T15:24:00Z"/>
+  <w16cex:commentExtensible w16cex:durableId="46BA1D7B" w16cex:dateUtc="2026-03-17T15:24:00Z"/>
+  <w16cex:commentExtensible w16cex:durableId="22FA76C3" w16cex:dateUtc="2026-03-17T15:27:00Z"/>
+  <w16cex:commentExtensible w16cex:durableId="2DCDB5AE" w16cex:dateUtc="2026-03-17T15:28:00Z"/>
+  <w16cex:commentExtensible w16cex:durableId="4AFB2106" w16cex:dateUtc="2026-03-17T15:31:00Z"/>
+  <w16cex:commentExtensible w16cex:durableId="5CC8E0F1" w16cex:dateUtc="2026-03-17T15:31:00Z"/>
+  <w16cex:commentExtensible w16cex:durableId="1C69A6DF" w16cex:dateUtc="2026-03-17T15:32:00Z"/>
+  <w16cex:commentExtensible w16cex:durableId="2DA76075" w16cex:dateUtc="2026-03-17T15:35:00Z"/>
+  <w16cex:commentExtensible w16cex:durableId="09221A78" w16cex:dateUtc="2026-03-17T15:36:00Z"/>
+  <w16cex:commentExtensible w16cex:durableId="12E373B2" w16cex:dateUtc="2026-03-17T15:34:00Z"/>
+  <w16cex:commentExtensible w16cex:durableId="48B72A4F" w16cex:dateUtc="2026-03-17T15:37:00Z"/>
+  <w16cex:commentExtensible w16cex:durableId="1277CC1E" w16cex:dateUtc="2026-03-17T15:39:00Z"/>
+  <w16cex:commentExtensible w16cex:durableId="6C7A6EDA" w16cex:dateUtc="2026-03-17T15:41:00Z"/>
+  <w16cex:commentExtensible w16cex:durableId="4E39E3F0" w16cex:dateUtc="2026-03-17T15:41:00Z"/>
+  <w16cex:commentExtensible w16cex:durableId="05BAFF88" w16cex:dateUtc="2026-03-17T15:41:00Z"/>
+  <w16cex:commentExtensible w16cex:durableId="7AA83E92" w16cex:dateUtc="2026-03-17T15:42:00Z"/>
+  <w16cex:commentExtensible w16cex:durableId="0223862A" w16cex:dateUtc="2026-03-17T15:44:00Z"/>
+  <w16cex:commentExtensible w16cex:durableId="4902CB62" w16cex:dateUtc="2026-03-17T15:44:00Z"/>
+  <w16cex:commentExtensible w16cex:durableId="23FFCD2B" w16cex:dateUtc="2026-03-17T15:42:00Z"/>
+  <w16cex:commentExtensible w16cex:durableId="67E50FAE" w16cex:dateUtc="2026-03-17T15:45:00Z"/>
+  <w16cex:commentExtensible w16cex:durableId="4AE46EF3" w16cex:dateUtc="2026-03-17T15:46:00Z"/>
+  <w16cex:commentExtensible w16cex:durableId="3C318BFD" w16cex:dateUtc="2026-03-17T15:46:00Z"/>
+  <w16cex:commentExtensible w16cex:durableId="3259A864" w16cex:dateUtc="2026-03-17T15:49:00Z"/>
+  <w16cex:commentExtensible w16cex:durableId="5CE3CAED" w16cex:dateUtc="2026-03-17T15:50:00Z"/>
+  <w16cex:commentExtensible w16cex:durableId="2839FEE7" w16cex:dateUtc="2026-03-17T15:51:00Z"/>
+  <w16cex:commentExtensible w16cex:durableId="51EEC520" w16cex:dateUtc="2026-03-17T15:55:00Z"/>
+  <w16cex:commentExtensible w16cex:durableId="198033F3" w16cex:dateUtc="2026-03-17T15:49:00Z"/>
+  <w16cex:commentExtensible w16cex:durableId="20C51A6A" w16cex:dateUtc="2026-03-17T15:55:00Z"/>
+  <w16cex:commentExtensible w16cex:durableId="23037F5A" w16cex:dateUtc="2026-03-17T15:52:00Z"/>
+</w16cex:commentsExtensible>
+</file>
+
+<file path=word/commentsIds.xml><?xml version="1.0" encoding="utf-8"?>
+<w16cid:commentsIds xmlns:wpc="http://schemas.microsoft.com/office/word/2010/wordprocessingCanvas" xmlns:cx="http://schemas.microsoft.com/office/drawing/2014/chartex" xmlns:cx1="http://schemas.microsoft.com/office/drawing/2015/9/8/chartex" xmlns:cx2="http://schemas.microsoft.com/office/drawing/2015/10/21/chartex" xmlns:cx3="http://schemas.microsoft.com/office/drawing/2016/5/9/chartex" xmlns:cx4="http://schemas.microsoft.com/office/drawing/2016/5/10/chartex" xmlns:cx5="http://schemas.microsoft.com/office/drawing/2016/5/11/chartex" xmlns:cx6="http://schemas.microsoft.com/office/drawing/2016/5/12/chartex" xmlns:cx7="http://schemas.microsoft.com/office/drawing/2016/5/13/chartex" xmlns:cx8="http://schemas.microsoft.com/office/drawing/2016/5/14/chartex" xmlns:mc="http://schemas.openxmlformats.org/markup-compatibility/2006" xmlns:aink="http://schemas.microsoft.com/office/drawing/2016/ink" xmlns:am3d="http://schemas.microsoft.com/office/drawing/2017/model3d" xmlns:o="urn:schemas-microsoft-com:office:office" xmlns:oel="http://schemas.microsoft.com/office/2019/extlst" xmlns:r="http://schemas.openxmlformats.org/officeDocument/2006/relationships" xmlns:m="http://schemas.openxmlformats.org/officeDocument/2006/math" xmlns:v="urn:schemas-microsoft-com:vml" xmlns:wp14="http://schemas.microsoft.com/office/word/2010/wordprocessingDrawing" xmlns:wp="http://schemas.openxmlformats.org/drawingml/2006/wordprocessingDrawing" xmlns:w10="urn:schemas-microsoft-com:office:word" xmlns:w="http://schemas.openxmlformats.org/wordprocessingml/2006/main" xmlns:w14="http://schemas.microsoft.com/office/word/2010/wordml" xmlns:w15="http://schemas.microsoft.com/office/word/2012/wordml" xmlns:w16cex="http://schemas.microsoft.com/office/word/2018/wordml/cex" xmlns:w16cid="http://schemas.microsoft.com/office/word/2016/wordml/cid" xmlns:w16="http://schemas.microsoft.com/office/word/2018/wordml" xmlns:w16du="http://schemas.microsoft.com/office/word/2023/wordml/word16du" xmlns:w16sdtdh="http://schemas.microsoft.com/office/word/2020/wordml/sdtdatahash" xmlns:w16sdtfl="http://schemas.microsoft.com/office/word/2024/wordml/sdtformatlock" xmlns:w16se="http://schemas.microsoft.com/office/word/2015/wordml/symex" xmlns:wpg="http://schemas.microsoft.com/office/word/2010/wordprocessingGroup" xmlns:wpi="http://schemas.microsoft.com/office/word/2010/wordprocessingInk" xmlns:wne="http://schemas.microsoft.com/office/word/2006/wordml" xmlns:wps="http://schemas.microsoft.com/office/word/2010/wordprocessingShape" mc:Ignorable="w14 w15 w16se w16cid w16 w16cex w16sdtdh w16sdtfl w16du wp14">
+  <w16cid:commentId w16cid:paraId="0E344E56" w16cid:durableId="7D238ED8"/>
+  <w16cid:commentId w16cid:paraId="171ACC90" w16cid:durableId="3DD0C8D9"/>
+  <w16cid:commentId w16cid:paraId="4CECA545" w16cid:durableId="722D6F8D"/>
+  <w16cid:commentId w16cid:paraId="75EFB731" w16cid:durableId="590C2F4F"/>
+  <w16cid:commentId w16cid:paraId="0BB78B60" w16cid:durableId="021A7118"/>
+  <w16cid:commentId w16cid:paraId="4BFD05FE" w16cid:durableId="06002E9A"/>
+  <w16cid:commentId w16cid:paraId="67971A84" w16cid:durableId="5513F2B0"/>
+  <w16cid:commentId w16cid:paraId="2886AFDD" w16cid:durableId="46BA1D7B"/>
+  <w16cid:commentId w16cid:paraId="1CFAE434" w16cid:durableId="22FA76C3"/>
+  <w16cid:commentId w16cid:paraId="482E1BD3" w16cid:durableId="2DCDB5AE"/>
+  <w16cid:commentId w16cid:paraId="5CEAB6FA" w16cid:durableId="4AFB2106"/>
+  <w16cid:commentId w16cid:paraId="47A6B77F" w16cid:durableId="5CC8E0F1"/>
+  <w16cid:commentId w16cid:paraId="6BE02E95" w16cid:durableId="1C69A6DF"/>
+  <w16cid:commentId w16cid:paraId="68E1407F" w16cid:durableId="2DA76075"/>
+  <w16cid:commentId w16cid:paraId="4EBC975D" w16cid:durableId="09221A78"/>
+  <w16cid:commentId w16cid:paraId="1C8E7CE5" w16cid:durableId="12E373B2"/>
+  <w16cid:commentId w16cid:paraId="354A444B" w16cid:durableId="48B72A4F"/>
+  <w16cid:commentId w16cid:paraId="11A2666B" w16cid:durableId="1277CC1E"/>
+  <w16cid:commentId w16cid:paraId="51D92906" w16cid:durableId="6C7A6EDA"/>
+  <w16cid:commentId w16cid:paraId="7412976F" w16cid:durableId="4E39E3F0"/>
+  <w16cid:commentId w16cid:paraId="5044E0B8" w16cid:durableId="05BAFF88"/>
+  <w16cid:commentId w16cid:paraId="5F4F1B3E" w16cid:durableId="7AA83E92"/>
+  <w16cid:commentId w16cid:paraId="7D2DAC46" w16cid:durableId="0223862A"/>
+  <w16cid:commentId w16cid:paraId="0C7FA090" w16cid:durableId="4902CB62"/>
+  <w16cid:commentId w16cid:paraId="74AFB4EA" w16cid:durableId="23FFCD2B"/>
+  <w16cid:commentId w16cid:paraId="65C0306B" w16cid:durableId="67E50FAE"/>
+  <w16cid:commentId w16cid:paraId="502252F5" w16cid:durableId="4AE46EF3"/>
+  <w16cid:commentId w16cid:paraId="0FC88ACB" w16cid:durableId="3C318BFD"/>
+  <w16cid:commentId w16cid:paraId="07094A65" w16cid:durableId="3259A864"/>
+  <w16cid:commentId w16cid:paraId="7F50944A" w16cid:durableId="5CE3CAED"/>
+  <w16cid:commentId w16cid:paraId="5FAA74A7" w16cid:durableId="2839FEE7"/>
+  <w16cid:commentId w16cid:paraId="220215D8" w16cid:durableId="51EEC520"/>
+  <w16cid:commentId w16cid:paraId="6AF1DFDE" w16cid:durableId="198033F3"/>
+  <w16cid:commentId w16cid:paraId="34E1658B" w16cid:durableId="20C51A6A"/>
+  <w16cid:commentId w16cid:paraId="111698EA" w16cid:durableId="23037F5A"/>
+</w16cid:commentsIds>
 </file>
 
 <file path=word/endnotes.xml><?xml version="1.0" encoding="utf-8"?>
@@ -5943,6 +8553,14 @@
     <w:abstractNumId w:val="1"/>
   </w:num>
 </w:numbering>
+</file>
+
+<file path=word/people.xml><?xml version="1.0" encoding="utf-8"?>
+<w15:people xmlns:wpc="http://schemas.microsoft.com/office/word/2010/wordprocessingCanvas" xmlns:cx="http://schemas.microsoft.com/office/drawing/2014/chartex" xmlns:cx1="http://schemas.microsoft.com/office/drawing/2015/9/8/chartex" xmlns:cx2="http://schemas.microsoft.com/office/drawing/2015/10/21/chartex" xmlns:cx3="http://schemas.microsoft.com/office/drawing/2016/5/9/chartex" xmlns:cx4="http://schemas.microsoft.com/office/drawing/2016/5/10/chartex" xmlns:cx5="http://schemas.microsoft.com/office/drawing/2016/5/11/chartex" xmlns:cx6="http://schemas.microsoft.com/office/drawing/2016/5/12/chartex" xmlns:cx7="http://schemas.microsoft.com/office/drawing/2016/5/13/chartex" xmlns:cx8="http://schemas.microsoft.com/office/drawing/2016/5/14/chartex" xmlns:mc="http://schemas.openxmlformats.org/markup-compatibility/2006" xmlns:aink="http://schemas.microsoft.com/office/drawing/2016/ink" xmlns:am3d="http://schemas.microsoft.com/office/drawing/2017/model3d" xmlns:o="urn:schemas-microsoft-com:office:office" xmlns:oel="http://schemas.microsoft.com/office/2019/extlst" xmlns:r="http://schemas.openxmlformats.org/officeDocument/2006/relationships" xmlns:m="http://schemas.openxmlformats.org/officeDocument/2006/math" xmlns:v="urn:schemas-microsoft-com:vml" xmlns:wp14="http://schemas.microsoft.com/office/word/2010/wordprocessingDrawing" xmlns:wp="http://schemas.openxmlformats.org/drawingml/2006/wordprocessingDrawing" xmlns:w10="urn:schemas-microsoft-com:office:word" xmlns:w="http://schemas.openxmlformats.org/wordprocessingml/2006/main" xmlns:w14="http://schemas.microsoft.com/office/word/2010/wordml" xmlns:w15="http://schemas.microsoft.com/office/word/2012/wordml" xmlns:w16cex="http://schemas.microsoft.com/office/word/2018/wordml/cex" xmlns:w16cid="http://schemas.microsoft.com/office/word/2016/wordml/cid" xmlns:w16="http://schemas.microsoft.com/office/word/2018/wordml" xmlns:w16du="http://schemas.microsoft.com/office/word/2023/wordml/word16du" xmlns:w16sdtdh="http://schemas.microsoft.com/office/word/2020/wordml/sdtdatahash" xmlns:w16sdtfl="http://schemas.microsoft.com/office/word/2024/wordml/sdtformatlock" xmlns:w16se="http://schemas.microsoft.com/office/word/2015/wordml/symex" xmlns:wpg="http://schemas.microsoft.com/office/word/2010/wordprocessingGroup" xmlns:wpi="http://schemas.microsoft.com/office/word/2010/wordprocessingInk" xmlns:wne="http://schemas.microsoft.com/office/word/2006/wordml" xmlns:wps="http://schemas.microsoft.com/office/word/2010/wordprocessingShape" mc:Ignorable="w14 w15 w16se w16cid w16 w16cex w16sdtdh w16sdtfl w16du wp14">
+  <w15:person w15:author="Lucas Andrey">
+    <w15:presenceInfo w15:providerId="AD" w15:userId="S::Lucas.Andrey@Gruyere-Energie.ch::acce31b2-dbc2-4a9a-a1e3-6de3013b40e5"/>
+  </w15:person>
+</w15:people>
 </file>
 
 <file path=word/styles.xml><?xml version="1.0" encoding="utf-8"?>
@@ -7239,6 +9857,70 @@
       </w:tblBorders>
     </w:tblPr>
   </w:style>
+  <w:style w:type="character" w:styleId="Marquedecommentaire">
+    <w:name w:val="annotation reference"/>
+    <w:basedOn w:val="Policepardfaut"/>
+    <w:uiPriority w:val="99"/>
+    <w:semiHidden/>
+    <w:unhideWhenUsed/>
+    <w:rsid w:val="00F267D8"/>
+    <w:rPr>
+      <w:sz w:val="16"/>
+      <w:szCs w:val="16"/>
+    </w:rPr>
+  </w:style>
+  <w:style w:type="paragraph" w:styleId="Commentaire">
+    <w:name w:val="annotation text"/>
+    <w:basedOn w:val="Normal"/>
+    <w:link w:val="CommentaireCar"/>
+    <w:uiPriority w:val="99"/>
+    <w:unhideWhenUsed/>
+    <w:rsid w:val="00F267D8"/>
+    <w:rPr>
+      <w:szCs w:val="20"/>
+    </w:rPr>
+  </w:style>
+  <w:style w:type="character" w:customStyle="1" w:styleId="CommentaireCar">
+    <w:name w:val="Commentaire Car"/>
+    <w:basedOn w:val="Policepardfaut"/>
+    <w:link w:val="Commentaire"/>
+    <w:uiPriority w:val="99"/>
+    <w:rsid w:val="00F267D8"/>
+    <w:rPr>
+      <w:rFonts w:asciiTheme="majorHAnsi" w:hAnsiTheme="majorHAnsi"/>
+      <w:sz w:val="20"/>
+      <w:szCs w:val="20"/>
+    </w:rPr>
+  </w:style>
+  <w:style w:type="paragraph" w:styleId="Objetducommentaire">
+    <w:name w:val="annotation subject"/>
+    <w:basedOn w:val="Commentaire"/>
+    <w:next w:val="Commentaire"/>
+    <w:link w:val="ObjetducommentaireCar"/>
+    <w:uiPriority w:val="99"/>
+    <w:semiHidden/>
+    <w:unhideWhenUsed/>
+    <w:rsid w:val="00F267D8"/>
+    <w:rPr>
+      <w:b/>
+      <w:bCs/>
+    </w:rPr>
+  </w:style>
+  <w:style w:type="character" w:customStyle="1" w:styleId="ObjetducommentaireCar">
+    <w:name w:val="Objet du commentaire Car"/>
+    <w:basedOn w:val="CommentaireCar"/>
+    <w:link w:val="Objetducommentaire"/>
+    <w:uiPriority w:val="99"/>
+    <w:semiHidden/>
+    <w:rsid w:val="00F267D8"/>
+    <w:rPr>
+      <w:rFonts w:asciiTheme="majorHAnsi" w:hAnsiTheme="majorHAnsi"/>
+      <w:b/>
+      <w:bCs/>
+      <w:sz w:val="20"/>
+      <w:szCs w:val="20"/>
+    </w:rPr>
+  </w:style>
 </w:styles>
 </file>
 
